--- a/Data-Structures/DS_Practical_03/DS Practical 3.docx
+++ b/Data-Structures/DS_Practical_03/DS Practical 3.docx
@@ -15,71 +15,1797 @@
         <w:pStyle w:val="NoSpacing"/>
       </w:pPr>
       <w:r>
-        <w:t>#include&lt;stdio.h&gt;</w:t>
-      </w:r>
-    </w:p>
-    <w:p>
-      <w:pPr>
-        <w:pStyle w:val="NoSpacing"/>
-      </w:pPr>
-      <w:r>
-        <w:t>#include&lt;stdlib.h&gt;</w:t>
-      </w:r>
-    </w:p>
-    <w:p>
-      <w:pPr>
-        <w:pStyle w:val="NoSpacing"/>
-      </w:pPr>
-      <w:r>
-        <w:t>#define SiZE 5</w:t>
-      </w:r>
-    </w:p>
-    <w:p>
-      <w:pPr>
-        <w:pStyle w:val="NoSpacing"/>
-      </w:pPr>
-      <w:r>
-        <w:t>int queue[SiZE];</w:t>
-      </w:r>
-    </w:p>
-    <w:p>
-      <w:pPr>
-        <w:pStyle w:val="NoSpacing"/>
-      </w:pPr>
-      <w:r>
-        <w:t>int front=-1;</w:t>
-      </w:r>
-    </w:p>
-    <w:p>
-      <w:pPr>
-        <w:pStyle w:val="NoSpacing"/>
-      </w:pPr>
-      <w:r>
-        <w:t>int rear=-1;</w:t>
-      </w:r>
-    </w:p>
-    <w:p>
-      <w:pPr>
-        <w:pStyle w:val="NoSpacing"/>
-      </w:pPr>
-      <w:r>
-        <w:t>//checking if the queue is full or not</w:t>
-      </w:r>
-    </w:p>
-    <w:p>
-      <w:pPr>
-        <w:pStyle w:val="NoSpacing"/>
-      </w:pPr>
-      <w:r>
-        <w:t>int isFull(){</w:t>
-      </w:r>
-    </w:p>
-    <w:p>
-      <w:pPr>
-        <w:pStyle w:val="NoSpacing"/>
-      </w:pPr>
-      <w:r>
-        <w:t>    if((front==0 &amp;&amp; rear==SiZE-1) || (front==rear+1))</w:t>
+        <w:t>#include &lt;</w:t>
+      </w:r>
+      <w:proofErr w:type="spellStart"/>
+      <w:r>
+        <w:t>stdio.h</w:t>
+      </w:r>
+      <w:proofErr w:type="spellEnd"/>
+      <w:r>
+        <w:t>&gt;</w:t>
+      </w:r>
+    </w:p>
+    <w:p>
+      <w:pPr>
+        <w:pStyle w:val="NoSpacing"/>
+      </w:pPr>
+      <w:r>
+        <w:t>#include &lt;</w:t>
+      </w:r>
+      <w:proofErr w:type="spellStart"/>
+      <w:r>
+        <w:t>stdlib.h</w:t>
+      </w:r>
+      <w:proofErr w:type="spellEnd"/>
+      <w:r>
+        <w:t>&gt;</w:t>
+      </w:r>
+    </w:p>
+    <w:p>
+      <w:pPr>
+        <w:pStyle w:val="NoSpacing"/>
+      </w:pPr>
+    </w:p>
+    <w:p>
+      <w:pPr>
+        <w:pStyle w:val="NoSpacing"/>
+      </w:pPr>
+      <w:r>
+        <w:t>typedef struct {</w:t>
+      </w:r>
+    </w:p>
+    <w:p>
+      <w:pPr>
+        <w:pStyle w:val="NoSpacing"/>
+      </w:pPr>
+      <w:r>
+        <w:t>    int *Q;</w:t>
+      </w:r>
+    </w:p>
+    <w:p>
+      <w:pPr>
+        <w:pStyle w:val="NoSpacing"/>
+      </w:pPr>
+      <w:r>
+        <w:t>    int size;</w:t>
+      </w:r>
+    </w:p>
+    <w:p>
+      <w:pPr>
+        <w:pStyle w:val="NoSpacing"/>
+      </w:pPr>
+      <w:r>
+        <w:t>    int front;</w:t>
+      </w:r>
+    </w:p>
+    <w:p>
+      <w:pPr>
+        <w:pStyle w:val="NoSpacing"/>
+      </w:pPr>
+      <w:r>
+        <w:t>    int rear;</w:t>
+      </w:r>
+    </w:p>
+    <w:p>
+      <w:pPr>
+        <w:pStyle w:val="NoSpacing"/>
+      </w:pPr>
+      <w:r>
+        <w:t xml:space="preserve">} </w:t>
+      </w:r>
+      <w:proofErr w:type="spellStart"/>
+      <w:r>
+        <w:t>CQueue</w:t>
+      </w:r>
+      <w:proofErr w:type="spellEnd"/>
+      <w:r>
+        <w:t>;</w:t>
+      </w:r>
+    </w:p>
+    <w:p>
+      <w:pPr>
+        <w:pStyle w:val="NoSpacing"/>
+      </w:pPr>
+    </w:p>
+    <w:p>
+      <w:pPr>
+        <w:pStyle w:val="NoSpacing"/>
+      </w:pPr>
+      <w:proofErr w:type="spellStart"/>
+      <w:r>
+        <w:t>CQueue</w:t>
+      </w:r>
+      <w:proofErr w:type="spellEnd"/>
+      <w:r>
+        <w:t xml:space="preserve">* </w:t>
+      </w:r>
+      <w:proofErr w:type="spellStart"/>
+      <w:proofErr w:type="gramStart"/>
+      <w:r>
+        <w:t>createQueue</w:t>
+      </w:r>
+      <w:proofErr w:type="spellEnd"/>
+      <w:r>
+        <w:t>(</w:t>
+      </w:r>
+      <w:proofErr w:type="gramEnd"/>
+      <w:r>
+        <w:t>int capacity) {</w:t>
+      </w:r>
+    </w:p>
+    <w:p>
+      <w:pPr>
+        <w:pStyle w:val="NoSpacing"/>
+      </w:pPr>
+      <w:r>
+        <w:t xml:space="preserve">    </w:t>
+      </w:r>
+      <w:proofErr w:type="spellStart"/>
+      <w:r>
+        <w:t>CQueue</w:t>
+      </w:r>
+      <w:proofErr w:type="spellEnd"/>
+      <w:r>
+        <w:t xml:space="preserve"> *queue = (</w:t>
+      </w:r>
+      <w:proofErr w:type="spellStart"/>
+      <w:r>
+        <w:t>CQueue</w:t>
+      </w:r>
+      <w:proofErr w:type="spellEnd"/>
+      <w:r>
+        <w:t xml:space="preserve"> </w:t>
+      </w:r>
+      <w:proofErr w:type="gramStart"/>
+      <w:r>
+        <w:t>*)malloc</w:t>
+      </w:r>
+      <w:proofErr w:type="gramEnd"/>
+      <w:r>
+        <w:t>(</w:t>
+      </w:r>
+      <w:proofErr w:type="spellStart"/>
+      <w:proofErr w:type="gramStart"/>
+      <w:r>
+        <w:t>sizeof</w:t>
+      </w:r>
+      <w:proofErr w:type="spellEnd"/>
+      <w:r>
+        <w:t>(</w:t>
+      </w:r>
+      <w:proofErr w:type="spellStart"/>
+      <w:proofErr w:type="gramEnd"/>
+      <w:r>
+        <w:t>CQueue</w:t>
+      </w:r>
+      <w:proofErr w:type="spellEnd"/>
+      <w:r>
+        <w:t>));</w:t>
+      </w:r>
+    </w:p>
+    <w:p>
+      <w:pPr>
+        <w:pStyle w:val="NoSpacing"/>
+      </w:pPr>
+      <w:r>
+        <w:t>    if (queue == NULL) {</w:t>
+      </w:r>
+    </w:p>
+    <w:p>
+      <w:pPr>
+        <w:pStyle w:val="NoSpacing"/>
+      </w:pPr>
+      <w:r>
+        <w:t xml:space="preserve">        </w:t>
+      </w:r>
+      <w:proofErr w:type="spellStart"/>
+      <w:proofErr w:type="gramStart"/>
+      <w:r>
+        <w:t>printf</w:t>
+      </w:r>
+      <w:proofErr w:type="spellEnd"/>
+      <w:r>
+        <w:t>(</w:t>
+      </w:r>
+      <w:proofErr w:type="gramEnd"/>
+      <w:r>
+        <w:t xml:space="preserve">"Memory allocation </w:t>
+      </w:r>
+      <w:proofErr w:type="gramStart"/>
+      <w:r>
+        <w:t>failed!\</w:t>
+      </w:r>
+      <w:proofErr w:type="gramEnd"/>
+      <w:r>
+        <w:t>n");</w:t>
+      </w:r>
+    </w:p>
+    <w:p>
+      <w:pPr>
+        <w:pStyle w:val="NoSpacing"/>
+      </w:pPr>
+      <w:r>
+        <w:t>        return NULL;</w:t>
+      </w:r>
+    </w:p>
+    <w:p>
+      <w:pPr>
+        <w:pStyle w:val="NoSpacing"/>
+      </w:pPr>
+      <w:r>
+        <w:t>    }</w:t>
+      </w:r>
+    </w:p>
+    <w:p>
+      <w:pPr>
+        <w:pStyle w:val="NoSpacing"/>
+      </w:pPr>
+      <w:r>
+        <w:t xml:space="preserve">    </w:t>
+      </w:r>
+    </w:p>
+    <w:p>
+      <w:pPr>
+        <w:pStyle w:val="NoSpacing"/>
+      </w:pPr>
+      <w:r>
+        <w:t xml:space="preserve">    queue-&gt;Q = (int </w:t>
+      </w:r>
+      <w:proofErr w:type="gramStart"/>
+      <w:r>
+        <w:t>*)malloc</w:t>
+      </w:r>
+      <w:proofErr w:type="gramEnd"/>
+      <w:r>
+        <w:t xml:space="preserve">(capacity * </w:t>
+      </w:r>
+      <w:proofErr w:type="spellStart"/>
+      <w:r>
+        <w:t>sizeof</w:t>
+      </w:r>
+      <w:proofErr w:type="spellEnd"/>
+      <w:r>
+        <w:t>(int));</w:t>
+      </w:r>
+    </w:p>
+    <w:p>
+      <w:pPr>
+        <w:pStyle w:val="NoSpacing"/>
+      </w:pPr>
+      <w:r>
+        <w:t>    if (queue-&gt;Q == NULL) {</w:t>
+      </w:r>
+    </w:p>
+    <w:p>
+      <w:pPr>
+        <w:pStyle w:val="NoSpacing"/>
+      </w:pPr>
+      <w:r>
+        <w:t xml:space="preserve">        </w:t>
+      </w:r>
+      <w:proofErr w:type="spellStart"/>
+      <w:proofErr w:type="gramStart"/>
+      <w:r>
+        <w:t>printf</w:t>
+      </w:r>
+      <w:proofErr w:type="spellEnd"/>
+      <w:r>
+        <w:t>(</w:t>
+      </w:r>
+      <w:proofErr w:type="gramEnd"/>
+      <w:r>
+        <w:t xml:space="preserve">"Memory allocation for queue array </w:t>
+      </w:r>
+      <w:proofErr w:type="gramStart"/>
+      <w:r>
+        <w:t>failed!\</w:t>
+      </w:r>
+      <w:proofErr w:type="gramEnd"/>
+      <w:r>
+        <w:t>n");</w:t>
+      </w:r>
+    </w:p>
+    <w:p>
+      <w:pPr>
+        <w:pStyle w:val="NoSpacing"/>
+      </w:pPr>
+      <w:r>
+        <w:t>        free(queue);</w:t>
+      </w:r>
+    </w:p>
+    <w:p>
+      <w:pPr>
+        <w:pStyle w:val="NoSpacing"/>
+      </w:pPr>
+      <w:r>
+        <w:t>        return NULL;</w:t>
+      </w:r>
+    </w:p>
+    <w:p>
+      <w:pPr>
+        <w:pStyle w:val="NoSpacing"/>
+      </w:pPr>
+      <w:r>
+        <w:t>    }</w:t>
+      </w:r>
+    </w:p>
+    <w:p>
+      <w:pPr>
+        <w:pStyle w:val="NoSpacing"/>
+      </w:pPr>
+      <w:r>
+        <w:t xml:space="preserve">    </w:t>
+      </w:r>
+    </w:p>
+    <w:p>
+      <w:pPr>
+        <w:pStyle w:val="NoSpacing"/>
+      </w:pPr>
+      <w:r>
+        <w:t>    queue-&gt;size = capacity;</w:t>
+      </w:r>
+    </w:p>
+    <w:p>
+      <w:pPr>
+        <w:pStyle w:val="NoSpacing"/>
+      </w:pPr>
+      <w:r>
+        <w:t>    queue-&gt;front = -1;</w:t>
+      </w:r>
+    </w:p>
+    <w:p>
+      <w:pPr>
+        <w:pStyle w:val="NoSpacing"/>
+      </w:pPr>
+      <w:r>
+        <w:t>    queue-&gt;rear = -1;</w:t>
+      </w:r>
+    </w:p>
+    <w:p>
+      <w:pPr>
+        <w:pStyle w:val="NoSpacing"/>
+      </w:pPr>
+      <w:r>
+        <w:t xml:space="preserve">    </w:t>
+      </w:r>
+    </w:p>
+    <w:p>
+      <w:pPr>
+        <w:pStyle w:val="NoSpacing"/>
+      </w:pPr>
+      <w:r>
+        <w:t xml:space="preserve">    </w:t>
+      </w:r>
+      <w:proofErr w:type="spellStart"/>
+      <w:proofErr w:type="gramStart"/>
+      <w:r>
+        <w:t>printf</w:t>
+      </w:r>
+      <w:proofErr w:type="spellEnd"/>
+      <w:r>
+        <w:t>(</w:t>
+      </w:r>
+      <w:proofErr w:type="gramEnd"/>
+      <w:r>
+        <w:t>"Queue created with capacity %d\n", capacity);</w:t>
+      </w:r>
+    </w:p>
+    <w:p>
+      <w:pPr>
+        <w:pStyle w:val="NoSpacing"/>
+      </w:pPr>
+      <w:r>
+        <w:t>    return queue;</w:t>
+      </w:r>
+    </w:p>
+    <w:p>
+      <w:pPr>
+        <w:pStyle w:val="NoSpacing"/>
+      </w:pPr>
+      <w:r>
+        <w:t>}</w:t>
+      </w:r>
+    </w:p>
+    <w:p>
+      <w:pPr>
+        <w:pStyle w:val="NoSpacing"/>
+      </w:pPr>
+    </w:p>
+    <w:p>
+      <w:pPr>
+        <w:pStyle w:val="NoSpacing"/>
+      </w:pPr>
+      <w:r>
+        <w:t xml:space="preserve">int </w:t>
+      </w:r>
+      <w:proofErr w:type="spellStart"/>
+      <w:proofErr w:type="gramStart"/>
+      <w:r>
+        <w:t>isEmpty</w:t>
+      </w:r>
+      <w:proofErr w:type="spellEnd"/>
+      <w:r>
+        <w:t>(</w:t>
+      </w:r>
+      <w:proofErr w:type="spellStart"/>
+      <w:proofErr w:type="gramEnd"/>
+      <w:r>
+        <w:t>CQueue</w:t>
+      </w:r>
+      <w:proofErr w:type="spellEnd"/>
+      <w:r>
+        <w:t xml:space="preserve"> *queue) {</w:t>
+      </w:r>
+    </w:p>
+    <w:p>
+      <w:pPr>
+        <w:pStyle w:val="NoSpacing"/>
+      </w:pPr>
+      <w:r>
+        <w:t>    return (queue-&gt;front == -1);</w:t>
+      </w:r>
+    </w:p>
+    <w:p>
+      <w:pPr>
+        <w:pStyle w:val="NoSpacing"/>
+      </w:pPr>
+      <w:r>
+        <w:t>}</w:t>
+      </w:r>
+    </w:p>
+    <w:p>
+      <w:pPr>
+        <w:pStyle w:val="NoSpacing"/>
+      </w:pPr>
+    </w:p>
+    <w:p>
+      <w:pPr>
+        <w:pStyle w:val="NoSpacing"/>
+      </w:pPr>
+      <w:r>
+        <w:t xml:space="preserve">int </w:t>
+      </w:r>
+      <w:proofErr w:type="spellStart"/>
+      <w:proofErr w:type="gramStart"/>
+      <w:r>
+        <w:t>isFull</w:t>
+      </w:r>
+      <w:proofErr w:type="spellEnd"/>
+      <w:r>
+        <w:t>(</w:t>
+      </w:r>
+      <w:proofErr w:type="spellStart"/>
+      <w:proofErr w:type="gramEnd"/>
+      <w:r>
+        <w:t>CQueue</w:t>
+      </w:r>
+      <w:proofErr w:type="spellEnd"/>
+      <w:r>
+        <w:t xml:space="preserve"> *queue) {</w:t>
+      </w:r>
+    </w:p>
+    <w:p>
+      <w:pPr>
+        <w:pStyle w:val="NoSpacing"/>
+      </w:pPr>
+      <w:r>
+        <w:t>    return ((queue-&gt;rear + 1) % queue-&gt;size == queue-&gt;front);</w:t>
+      </w:r>
+    </w:p>
+    <w:p>
+      <w:pPr>
+        <w:pStyle w:val="NoSpacing"/>
+      </w:pPr>
+      <w:r>
+        <w:t>}</w:t>
+      </w:r>
+    </w:p>
+    <w:p>
+      <w:pPr>
+        <w:pStyle w:val="NoSpacing"/>
+      </w:pPr>
+    </w:p>
+    <w:p>
+      <w:pPr>
+        <w:pStyle w:val="NoSpacing"/>
+      </w:pPr>
+      <w:r>
+        <w:t xml:space="preserve">void </w:t>
+      </w:r>
+      <w:proofErr w:type="gramStart"/>
+      <w:r>
+        <w:t>enqueue(</w:t>
+      </w:r>
+      <w:proofErr w:type="spellStart"/>
+      <w:proofErr w:type="gramEnd"/>
+      <w:r>
+        <w:t>CQueue</w:t>
+      </w:r>
+      <w:proofErr w:type="spellEnd"/>
+      <w:r>
+        <w:t xml:space="preserve"> *queue, int value) {</w:t>
+      </w:r>
+    </w:p>
+    <w:p>
+      <w:pPr>
+        <w:pStyle w:val="NoSpacing"/>
+      </w:pPr>
+      <w:r>
+        <w:t>    if (</w:t>
+      </w:r>
+      <w:proofErr w:type="spellStart"/>
+      <w:r>
+        <w:t>isFull</w:t>
+      </w:r>
+      <w:proofErr w:type="spellEnd"/>
+      <w:r>
+        <w:t>(queue)) {</w:t>
+      </w:r>
+    </w:p>
+    <w:p>
+      <w:pPr>
+        <w:pStyle w:val="NoSpacing"/>
+      </w:pPr>
+      <w:r>
+        <w:t xml:space="preserve">        </w:t>
+      </w:r>
+      <w:proofErr w:type="spellStart"/>
+      <w:proofErr w:type="gramStart"/>
+      <w:r>
+        <w:t>printf</w:t>
+      </w:r>
+      <w:proofErr w:type="spellEnd"/>
+      <w:r>
+        <w:t>(</w:t>
+      </w:r>
+      <w:proofErr w:type="gramEnd"/>
+      <w:r>
+        <w:t>"Overflow! Queue is full. Cannot insert %d\n", value);</w:t>
+      </w:r>
+    </w:p>
+    <w:p>
+      <w:pPr>
+        <w:pStyle w:val="NoSpacing"/>
+      </w:pPr>
+      <w:r>
+        <w:t>        return;</w:t>
+      </w:r>
+    </w:p>
+    <w:p>
+      <w:pPr>
+        <w:pStyle w:val="NoSpacing"/>
+      </w:pPr>
+      <w:r>
+        <w:t>    }</w:t>
+      </w:r>
+    </w:p>
+    <w:p>
+      <w:pPr>
+        <w:pStyle w:val="NoSpacing"/>
+      </w:pPr>
+      <w:r>
+        <w:lastRenderedPageBreak/>
+        <w:t xml:space="preserve">    </w:t>
+      </w:r>
+    </w:p>
+    <w:p>
+      <w:pPr>
+        <w:pStyle w:val="NoSpacing"/>
+      </w:pPr>
+      <w:r>
+        <w:t>    if (</w:t>
+      </w:r>
+      <w:proofErr w:type="spellStart"/>
+      <w:r>
+        <w:t>isEmpty</w:t>
+      </w:r>
+      <w:proofErr w:type="spellEnd"/>
+      <w:r>
+        <w:t>(queue)) {</w:t>
+      </w:r>
+    </w:p>
+    <w:p>
+      <w:pPr>
+        <w:pStyle w:val="NoSpacing"/>
+      </w:pPr>
+      <w:r>
+        <w:t>        queue-&gt;front = 0;</w:t>
+      </w:r>
+    </w:p>
+    <w:p>
+      <w:pPr>
+        <w:pStyle w:val="NoSpacing"/>
+      </w:pPr>
+      <w:r>
+        <w:t>        queue-&gt;rear = 0;</w:t>
+      </w:r>
+    </w:p>
+    <w:p>
+      <w:pPr>
+        <w:pStyle w:val="NoSpacing"/>
+      </w:pPr>
+      <w:r>
+        <w:t>    }</w:t>
+      </w:r>
+    </w:p>
+    <w:p>
+      <w:pPr>
+        <w:pStyle w:val="NoSpacing"/>
+      </w:pPr>
+      <w:r>
+        <w:t>    else {</w:t>
+      </w:r>
+    </w:p>
+    <w:p>
+      <w:pPr>
+        <w:pStyle w:val="NoSpacing"/>
+      </w:pPr>
+      <w:r>
+        <w:t>        queue-&gt;rear = (queue-&gt;rear + 1) % queue-&gt;size;</w:t>
+      </w:r>
+    </w:p>
+    <w:p>
+      <w:pPr>
+        <w:pStyle w:val="NoSpacing"/>
+      </w:pPr>
+      <w:r>
+        <w:t>    }</w:t>
+      </w:r>
+    </w:p>
+    <w:p>
+      <w:pPr>
+        <w:pStyle w:val="NoSpacing"/>
+      </w:pPr>
+      <w:r>
+        <w:t xml:space="preserve">    </w:t>
+      </w:r>
+    </w:p>
+    <w:p>
+      <w:pPr>
+        <w:pStyle w:val="NoSpacing"/>
+      </w:pPr>
+      <w:r>
+        <w:t>    queue-&gt;Q[queue-&gt;rear] = value;</w:t>
+      </w:r>
+    </w:p>
+    <w:p>
+      <w:pPr>
+        <w:pStyle w:val="NoSpacing"/>
+      </w:pPr>
+      <w:r>
+        <w:t xml:space="preserve">    </w:t>
+      </w:r>
+      <w:proofErr w:type="spellStart"/>
+      <w:proofErr w:type="gramStart"/>
+      <w:r>
+        <w:t>printf</w:t>
+      </w:r>
+      <w:proofErr w:type="spellEnd"/>
+      <w:r>
+        <w:t>(</w:t>
+      </w:r>
+      <w:proofErr w:type="gramEnd"/>
+      <w:r>
+        <w:t>"Enqueued %d at position %d\n", value, queue-&gt;rear);</w:t>
+      </w:r>
+    </w:p>
+    <w:p>
+      <w:pPr>
+        <w:pStyle w:val="NoSpacing"/>
+      </w:pPr>
+      <w:r>
+        <w:t>}</w:t>
+      </w:r>
+    </w:p>
+    <w:p>
+      <w:pPr>
+        <w:pStyle w:val="NoSpacing"/>
+      </w:pPr>
+    </w:p>
+    <w:p>
+      <w:pPr>
+        <w:pStyle w:val="NoSpacing"/>
+      </w:pPr>
+      <w:r>
+        <w:t xml:space="preserve">int </w:t>
+      </w:r>
+      <w:proofErr w:type="gramStart"/>
+      <w:r>
+        <w:t>dequeue(</w:t>
+      </w:r>
+      <w:proofErr w:type="spellStart"/>
+      <w:proofErr w:type="gramEnd"/>
+      <w:r>
+        <w:t>CQueue</w:t>
+      </w:r>
+      <w:proofErr w:type="spellEnd"/>
+      <w:r>
+        <w:t xml:space="preserve"> *queue) {</w:t>
+      </w:r>
+    </w:p>
+    <w:p>
+      <w:pPr>
+        <w:pStyle w:val="NoSpacing"/>
+      </w:pPr>
+      <w:r>
+        <w:t>    if (</w:t>
+      </w:r>
+      <w:proofErr w:type="spellStart"/>
+      <w:r>
+        <w:t>isEmpty</w:t>
+      </w:r>
+      <w:proofErr w:type="spellEnd"/>
+      <w:r>
+        <w:t>(queue)) {</w:t>
+      </w:r>
+    </w:p>
+    <w:p>
+      <w:pPr>
+        <w:pStyle w:val="NoSpacing"/>
+      </w:pPr>
+      <w:r>
+        <w:t xml:space="preserve">        </w:t>
+      </w:r>
+      <w:proofErr w:type="spellStart"/>
+      <w:proofErr w:type="gramStart"/>
+      <w:r>
+        <w:t>printf</w:t>
+      </w:r>
+      <w:proofErr w:type="spellEnd"/>
+      <w:r>
+        <w:t>(</w:t>
+      </w:r>
+      <w:proofErr w:type="gramEnd"/>
+      <w:r>
+        <w:t>"Underflow! Queue is empty. Cannot delete.\n");</w:t>
+      </w:r>
+    </w:p>
+    <w:p>
+      <w:pPr>
+        <w:pStyle w:val="NoSpacing"/>
+      </w:pPr>
+      <w:r>
+        <w:t>        return -1;</w:t>
+      </w:r>
+    </w:p>
+    <w:p>
+      <w:pPr>
+        <w:pStyle w:val="NoSpacing"/>
+      </w:pPr>
+      <w:r>
+        <w:t>    }</w:t>
+      </w:r>
+    </w:p>
+    <w:p>
+      <w:pPr>
+        <w:pStyle w:val="NoSpacing"/>
+      </w:pPr>
+      <w:r>
+        <w:t xml:space="preserve">    </w:t>
+      </w:r>
+    </w:p>
+    <w:p>
+      <w:pPr>
+        <w:pStyle w:val="NoSpacing"/>
+      </w:pPr>
+      <w:r>
+        <w:t>    int deleted = queue-&gt;Q[queue-&gt;front];</w:t>
+      </w:r>
+    </w:p>
+    <w:p>
+      <w:pPr>
+        <w:pStyle w:val="NoSpacing"/>
+      </w:pPr>
+      <w:r>
+        <w:t xml:space="preserve">    </w:t>
+      </w:r>
+    </w:p>
+    <w:p>
+      <w:pPr>
+        <w:pStyle w:val="NoSpacing"/>
+      </w:pPr>
+      <w:r>
+        <w:t>    if (queue-&gt;front == queue-&gt;rear) {</w:t>
+      </w:r>
+    </w:p>
+    <w:p>
+      <w:pPr>
+        <w:pStyle w:val="NoSpacing"/>
+      </w:pPr>
+      <w:r>
+        <w:t>        queue-&gt;front = -1;</w:t>
+      </w:r>
+    </w:p>
+    <w:p>
+      <w:pPr>
+        <w:pStyle w:val="NoSpacing"/>
+      </w:pPr>
+      <w:r>
+        <w:t>        queue-&gt;rear = -1;</w:t>
+      </w:r>
+    </w:p>
+    <w:p>
+      <w:pPr>
+        <w:pStyle w:val="NoSpacing"/>
+      </w:pPr>
+      <w:r>
+        <w:t>    }</w:t>
+      </w:r>
+    </w:p>
+    <w:p>
+      <w:pPr>
+        <w:pStyle w:val="NoSpacing"/>
+      </w:pPr>
+      <w:r>
+        <w:t>    else {</w:t>
+      </w:r>
+    </w:p>
+    <w:p>
+      <w:pPr>
+        <w:pStyle w:val="NoSpacing"/>
+      </w:pPr>
+      <w:r>
+        <w:t>        queue-&gt;front = (queue-&gt;front + 1) % queue-&gt;size;</w:t>
+      </w:r>
+    </w:p>
+    <w:p>
+      <w:pPr>
+        <w:pStyle w:val="NoSpacing"/>
+      </w:pPr>
+      <w:r>
+        <w:t>    }</w:t>
+      </w:r>
+    </w:p>
+    <w:p>
+      <w:pPr>
+        <w:pStyle w:val="NoSpacing"/>
+      </w:pPr>
+      <w:r>
+        <w:t xml:space="preserve">    </w:t>
+      </w:r>
+    </w:p>
+    <w:p>
+      <w:pPr>
+        <w:pStyle w:val="NoSpacing"/>
+      </w:pPr>
+      <w:r>
+        <w:t xml:space="preserve">    </w:t>
+      </w:r>
+      <w:proofErr w:type="spellStart"/>
+      <w:proofErr w:type="gramStart"/>
+      <w:r>
+        <w:t>printf</w:t>
+      </w:r>
+      <w:proofErr w:type="spellEnd"/>
+      <w:r>
+        <w:t>(</w:t>
+      </w:r>
+      <w:proofErr w:type="gramEnd"/>
+      <w:r>
+        <w:t>"Dequeued %d from position %d\n", deleted, (queue-&gt;front - 1 + queue-&gt;size) % queue-&gt;size);</w:t>
+      </w:r>
+    </w:p>
+    <w:p>
+      <w:pPr>
+        <w:pStyle w:val="NoSpacing"/>
+      </w:pPr>
+      <w:r>
+        <w:t>    return deleted;</w:t>
+      </w:r>
+    </w:p>
+    <w:p>
+      <w:pPr>
+        <w:pStyle w:val="NoSpacing"/>
+      </w:pPr>
+      <w:r>
+        <w:t>}</w:t>
+      </w:r>
+    </w:p>
+    <w:p>
+      <w:pPr>
+        <w:pStyle w:val="NoSpacing"/>
+      </w:pPr>
+    </w:p>
+    <w:p>
+      <w:pPr>
+        <w:pStyle w:val="NoSpacing"/>
+      </w:pPr>
+      <w:r>
+        <w:t xml:space="preserve">int </w:t>
+      </w:r>
+      <w:proofErr w:type="spellStart"/>
+      <w:proofErr w:type="gramStart"/>
+      <w:r>
+        <w:t>frontVal</w:t>
+      </w:r>
+      <w:proofErr w:type="spellEnd"/>
+      <w:r>
+        <w:t>(</w:t>
+      </w:r>
+      <w:proofErr w:type="spellStart"/>
+      <w:proofErr w:type="gramEnd"/>
+      <w:r>
+        <w:t>CQueue</w:t>
+      </w:r>
+      <w:proofErr w:type="spellEnd"/>
+      <w:r>
+        <w:t xml:space="preserve"> *queue) {</w:t>
+      </w:r>
+    </w:p>
+    <w:p>
+      <w:pPr>
+        <w:pStyle w:val="NoSpacing"/>
+      </w:pPr>
+      <w:r>
+        <w:t>    if (</w:t>
+      </w:r>
+      <w:proofErr w:type="spellStart"/>
+      <w:r>
+        <w:t>isEmpty</w:t>
+      </w:r>
+      <w:proofErr w:type="spellEnd"/>
+      <w:r>
+        <w:t>(queue)) {</w:t>
+      </w:r>
+    </w:p>
+    <w:p>
+      <w:pPr>
+        <w:pStyle w:val="NoSpacing"/>
+      </w:pPr>
+      <w:r>
+        <w:t xml:space="preserve">        </w:t>
+      </w:r>
+      <w:proofErr w:type="spellStart"/>
+      <w:proofErr w:type="gramStart"/>
+      <w:r>
+        <w:t>printf</w:t>
+      </w:r>
+      <w:proofErr w:type="spellEnd"/>
+      <w:r>
+        <w:t>(</w:t>
+      </w:r>
+      <w:proofErr w:type="gramEnd"/>
+      <w:r>
+        <w:t>"Queue is empty. No front element.\n");</w:t>
+      </w:r>
+    </w:p>
+    <w:p>
+      <w:pPr>
+        <w:pStyle w:val="NoSpacing"/>
+      </w:pPr>
+      <w:r>
+        <w:t>        return -1;</w:t>
+      </w:r>
+    </w:p>
+    <w:p>
+      <w:pPr>
+        <w:pStyle w:val="NoSpacing"/>
+      </w:pPr>
+      <w:r>
+        <w:t>    }</w:t>
+      </w:r>
+    </w:p>
+    <w:p>
+      <w:pPr>
+        <w:pStyle w:val="NoSpacing"/>
+      </w:pPr>
+      <w:r>
+        <w:t>    return queue-&gt;Q[queue-&gt;front];</w:t>
+      </w:r>
+    </w:p>
+    <w:p>
+      <w:pPr>
+        <w:pStyle w:val="NoSpacing"/>
+      </w:pPr>
+      <w:r>
+        <w:t>}</w:t>
+      </w:r>
+    </w:p>
+    <w:p>
+      <w:pPr>
+        <w:pStyle w:val="NoSpacing"/>
+      </w:pPr>
+    </w:p>
+    <w:p>
+      <w:pPr>
+        <w:pStyle w:val="NoSpacing"/>
+      </w:pPr>
+      <w:r>
+        <w:t xml:space="preserve">int </w:t>
+      </w:r>
+      <w:proofErr w:type="spellStart"/>
+      <w:proofErr w:type="gramStart"/>
+      <w:r>
+        <w:t>rearVal</w:t>
+      </w:r>
+      <w:proofErr w:type="spellEnd"/>
+      <w:r>
+        <w:t>(</w:t>
+      </w:r>
+      <w:proofErr w:type="spellStart"/>
+      <w:proofErr w:type="gramEnd"/>
+      <w:r>
+        <w:t>CQueue</w:t>
+      </w:r>
+      <w:proofErr w:type="spellEnd"/>
+      <w:r>
+        <w:t xml:space="preserve"> *queue) {</w:t>
+      </w:r>
+    </w:p>
+    <w:p>
+      <w:pPr>
+        <w:pStyle w:val="NoSpacing"/>
+      </w:pPr>
+      <w:r>
+        <w:t>    if (</w:t>
+      </w:r>
+      <w:proofErr w:type="spellStart"/>
+      <w:r>
+        <w:t>isEmpty</w:t>
+      </w:r>
+      <w:proofErr w:type="spellEnd"/>
+      <w:r>
+        <w:t>(queue)) {</w:t>
+      </w:r>
+    </w:p>
+    <w:p>
+      <w:pPr>
+        <w:pStyle w:val="NoSpacing"/>
+      </w:pPr>
+      <w:r>
+        <w:t xml:space="preserve">        </w:t>
+      </w:r>
+      <w:proofErr w:type="spellStart"/>
+      <w:proofErr w:type="gramStart"/>
+      <w:r>
+        <w:t>printf</w:t>
+      </w:r>
+      <w:proofErr w:type="spellEnd"/>
+      <w:r>
+        <w:t>(</w:t>
+      </w:r>
+      <w:proofErr w:type="gramEnd"/>
+      <w:r>
+        <w:t>"Queue is empty. No rear element.\n");</w:t>
+      </w:r>
+    </w:p>
+    <w:p>
+      <w:pPr>
+        <w:pStyle w:val="NoSpacing"/>
+      </w:pPr>
+      <w:r>
+        <w:t>        return -1;</w:t>
+      </w:r>
+    </w:p>
+    <w:p>
+      <w:pPr>
+        <w:pStyle w:val="NoSpacing"/>
+      </w:pPr>
+      <w:r>
+        <w:t>    }</w:t>
+      </w:r>
+    </w:p>
+    <w:p>
+      <w:pPr>
+        <w:pStyle w:val="NoSpacing"/>
+      </w:pPr>
+      <w:r>
+        <w:lastRenderedPageBreak/>
+        <w:t>    return queue-&gt;Q[queue-&gt;rear];</w:t>
+      </w:r>
+    </w:p>
+    <w:p>
+      <w:pPr>
+        <w:pStyle w:val="NoSpacing"/>
+      </w:pPr>
+      <w:r>
+        <w:t>}</w:t>
+      </w:r>
+    </w:p>
+    <w:p>
+      <w:pPr>
+        <w:pStyle w:val="NoSpacing"/>
+      </w:pPr>
+    </w:p>
+    <w:p>
+      <w:pPr>
+        <w:pStyle w:val="NoSpacing"/>
+      </w:pPr>
+      <w:r>
+        <w:t xml:space="preserve">void </w:t>
+      </w:r>
+      <w:proofErr w:type="spellStart"/>
+      <w:proofErr w:type="gramStart"/>
+      <w:r>
+        <w:t>displayQueue</w:t>
+      </w:r>
+      <w:proofErr w:type="spellEnd"/>
+      <w:r>
+        <w:t>(</w:t>
+      </w:r>
+      <w:proofErr w:type="spellStart"/>
+      <w:proofErr w:type="gramEnd"/>
+      <w:r>
+        <w:t>CQueue</w:t>
+      </w:r>
+      <w:proofErr w:type="spellEnd"/>
+      <w:r>
+        <w:t xml:space="preserve"> *queue) {</w:t>
+      </w:r>
+    </w:p>
+    <w:p>
+      <w:pPr>
+        <w:pStyle w:val="NoSpacing"/>
+      </w:pPr>
+      <w:r>
+        <w:t>    if (</w:t>
+      </w:r>
+      <w:proofErr w:type="spellStart"/>
+      <w:r>
+        <w:t>isEmpty</w:t>
+      </w:r>
+      <w:proofErr w:type="spellEnd"/>
+      <w:r>
+        <w:t>(queue)) {</w:t>
+      </w:r>
+    </w:p>
+    <w:p>
+      <w:pPr>
+        <w:pStyle w:val="NoSpacing"/>
+      </w:pPr>
+      <w:r>
+        <w:t xml:space="preserve">        </w:t>
+      </w:r>
+      <w:proofErr w:type="spellStart"/>
+      <w:proofErr w:type="gramStart"/>
+      <w:r>
+        <w:t>printf</w:t>
+      </w:r>
+      <w:proofErr w:type="spellEnd"/>
+      <w:r>
+        <w:t>(</w:t>
+      </w:r>
+      <w:proofErr w:type="gramEnd"/>
+      <w:r>
+        <w:t>"Queue is empty.\n");</w:t>
+      </w:r>
+    </w:p>
+    <w:p>
+      <w:pPr>
+        <w:pStyle w:val="NoSpacing"/>
+      </w:pPr>
+      <w:r>
+        <w:t>        return;</w:t>
+      </w:r>
+    </w:p>
+    <w:p>
+      <w:pPr>
+        <w:pStyle w:val="NoSpacing"/>
+      </w:pPr>
+      <w:r>
+        <w:t>    }</w:t>
+      </w:r>
+    </w:p>
+    <w:p>
+      <w:pPr>
+        <w:pStyle w:val="NoSpacing"/>
+      </w:pPr>
+      <w:r>
+        <w:t xml:space="preserve">    </w:t>
+      </w:r>
+    </w:p>
+    <w:p>
+      <w:pPr>
+        <w:pStyle w:val="NoSpacing"/>
+      </w:pPr>
+      <w:r>
+        <w:t xml:space="preserve">    </w:t>
+      </w:r>
+      <w:proofErr w:type="spellStart"/>
+      <w:proofErr w:type="gramStart"/>
+      <w:r>
+        <w:t>printf</w:t>
+      </w:r>
+      <w:proofErr w:type="spellEnd"/>
+      <w:r>
+        <w:t>(</w:t>
+      </w:r>
+      <w:proofErr w:type="gramEnd"/>
+      <w:r>
+        <w:t>"Queue Elements (Front to Rear): ");</w:t>
+      </w:r>
+    </w:p>
+    <w:p>
+      <w:pPr>
+        <w:pStyle w:val="NoSpacing"/>
+      </w:pPr>
+      <w:r>
+        <w:t xml:space="preserve">    int </w:t>
+      </w:r>
+      <w:proofErr w:type="spellStart"/>
+      <w:r>
+        <w:t>i</w:t>
+      </w:r>
+      <w:proofErr w:type="spellEnd"/>
+      <w:r>
+        <w:t xml:space="preserve"> = queue-&gt;front;</w:t>
+      </w:r>
+    </w:p>
+    <w:p>
+      <w:pPr>
+        <w:pStyle w:val="NoSpacing"/>
+      </w:pPr>
+      <w:r>
+        <w:t xml:space="preserve">    </w:t>
+      </w:r>
+    </w:p>
+    <w:p>
+      <w:pPr>
+        <w:pStyle w:val="NoSpacing"/>
+      </w:pPr>
+      <w:r>
+        <w:t>    if (queue-&gt;front &lt;= queue-&gt;rear) {</w:t>
+      </w:r>
+    </w:p>
+    <w:p>
+      <w:pPr>
+        <w:pStyle w:val="NoSpacing"/>
+      </w:pPr>
+      <w:r>
+        <w:t>        while (</w:t>
+      </w:r>
+      <w:proofErr w:type="spellStart"/>
+      <w:r>
+        <w:t>i</w:t>
+      </w:r>
+      <w:proofErr w:type="spellEnd"/>
+      <w:r>
+        <w:t xml:space="preserve"> &lt;= queue-&gt;rear) {</w:t>
+      </w:r>
+    </w:p>
+    <w:p>
+      <w:pPr>
+        <w:pStyle w:val="NoSpacing"/>
+      </w:pPr>
+      <w:r>
+        <w:t xml:space="preserve">            </w:t>
+      </w:r>
+      <w:proofErr w:type="spellStart"/>
+      <w:proofErr w:type="gramStart"/>
+      <w:r>
+        <w:t>printf</w:t>
+      </w:r>
+      <w:proofErr w:type="spellEnd"/>
+      <w:r>
+        <w:t>(</w:t>
+      </w:r>
+      <w:proofErr w:type="gramEnd"/>
+      <w:r>
+        <w:t>"%d ", queue-&gt;Q[</w:t>
+      </w:r>
+      <w:proofErr w:type="spellStart"/>
+      <w:r>
+        <w:t>i</w:t>
+      </w:r>
+      <w:proofErr w:type="spellEnd"/>
+      <w:r>
+        <w:t>]);</w:t>
+      </w:r>
+    </w:p>
+    <w:p>
+      <w:pPr>
+        <w:pStyle w:val="NoSpacing"/>
+      </w:pPr>
+      <w:r>
+        <w:t xml:space="preserve">            </w:t>
+      </w:r>
+      <w:proofErr w:type="spellStart"/>
+      <w:r>
+        <w:t>i</w:t>
+      </w:r>
+      <w:proofErr w:type="spellEnd"/>
+      <w:r>
+        <w:t>++;</w:t>
+      </w:r>
+    </w:p>
+    <w:p>
+      <w:pPr>
+        <w:pStyle w:val="NoSpacing"/>
+      </w:pPr>
+      <w:r>
+        <w:t>        }</w:t>
+      </w:r>
+    </w:p>
+    <w:p>
+      <w:pPr>
+        <w:pStyle w:val="NoSpacing"/>
+      </w:pPr>
+      <w:r>
+        <w:t>    }</w:t>
+      </w:r>
+    </w:p>
+    <w:p>
+      <w:pPr>
+        <w:pStyle w:val="NoSpacing"/>
+      </w:pPr>
+      <w:r>
+        <w:t>    else {</w:t>
+      </w:r>
+    </w:p>
+    <w:p>
+      <w:pPr>
+        <w:pStyle w:val="NoSpacing"/>
+      </w:pPr>
+      <w:r>
+        <w:t>        while (</w:t>
+      </w:r>
+      <w:proofErr w:type="spellStart"/>
+      <w:r>
+        <w:t>i</w:t>
+      </w:r>
+      <w:proofErr w:type="spellEnd"/>
+      <w:r>
+        <w:t xml:space="preserve"> &lt; queue-&gt;size) {</w:t>
+      </w:r>
+    </w:p>
+    <w:p>
+      <w:pPr>
+        <w:pStyle w:val="NoSpacing"/>
+      </w:pPr>
+      <w:r>
+        <w:t xml:space="preserve">            </w:t>
+      </w:r>
+      <w:proofErr w:type="spellStart"/>
+      <w:proofErr w:type="gramStart"/>
+      <w:r>
+        <w:t>printf</w:t>
+      </w:r>
+      <w:proofErr w:type="spellEnd"/>
+      <w:r>
+        <w:t>(</w:t>
+      </w:r>
+      <w:proofErr w:type="gramEnd"/>
+      <w:r>
+        <w:t>"%d ", queue-&gt;Q[</w:t>
+      </w:r>
+      <w:proofErr w:type="spellStart"/>
+      <w:r>
+        <w:t>i</w:t>
+      </w:r>
+      <w:proofErr w:type="spellEnd"/>
+      <w:r>
+        <w:t>]);</w:t>
+      </w:r>
+    </w:p>
+    <w:p>
+      <w:pPr>
+        <w:pStyle w:val="NoSpacing"/>
+      </w:pPr>
+      <w:r>
+        <w:t xml:space="preserve">            </w:t>
+      </w:r>
+      <w:proofErr w:type="spellStart"/>
+      <w:r>
+        <w:t>i</w:t>
+      </w:r>
+      <w:proofErr w:type="spellEnd"/>
+      <w:r>
+        <w:t>++;</w:t>
+      </w:r>
+    </w:p>
+    <w:p>
+      <w:pPr>
+        <w:pStyle w:val="NoSpacing"/>
+      </w:pPr>
+      <w:r>
+        <w:t>        }</w:t>
+      </w:r>
+    </w:p>
+    <w:p>
+      <w:pPr>
+        <w:pStyle w:val="NoSpacing"/>
+      </w:pPr>
+      <w:r>
+        <w:t xml:space="preserve">        </w:t>
+      </w:r>
+      <w:proofErr w:type="spellStart"/>
+      <w:r>
+        <w:t>i</w:t>
+      </w:r>
+      <w:proofErr w:type="spellEnd"/>
+      <w:r>
+        <w:t xml:space="preserve"> = 0;</w:t>
+      </w:r>
+    </w:p>
+    <w:p>
+      <w:pPr>
+        <w:pStyle w:val="NoSpacing"/>
+      </w:pPr>
+      <w:r>
+        <w:t>        while (</w:t>
+      </w:r>
+      <w:proofErr w:type="spellStart"/>
+      <w:r>
+        <w:t>i</w:t>
+      </w:r>
+      <w:proofErr w:type="spellEnd"/>
+      <w:r>
+        <w:t xml:space="preserve"> &lt;= queue-&gt;rear) {</w:t>
+      </w:r>
+    </w:p>
+    <w:p>
+      <w:pPr>
+        <w:pStyle w:val="NoSpacing"/>
+      </w:pPr>
+      <w:r>
+        <w:t xml:space="preserve">            </w:t>
+      </w:r>
+      <w:proofErr w:type="spellStart"/>
+      <w:proofErr w:type="gramStart"/>
+      <w:r>
+        <w:t>printf</w:t>
+      </w:r>
+      <w:proofErr w:type="spellEnd"/>
+      <w:r>
+        <w:t>(</w:t>
+      </w:r>
+      <w:proofErr w:type="gramEnd"/>
+      <w:r>
+        <w:t>"%d ", queue-&gt;Q[</w:t>
+      </w:r>
+      <w:proofErr w:type="spellStart"/>
+      <w:r>
+        <w:t>i</w:t>
+      </w:r>
+      <w:proofErr w:type="spellEnd"/>
+      <w:r>
+        <w:t>]);</w:t>
+      </w:r>
+    </w:p>
+    <w:p>
+      <w:pPr>
+        <w:pStyle w:val="NoSpacing"/>
+      </w:pPr>
+      <w:r>
+        <w:t xml:space="preserve">            </w:t>
+      </w:r>
+      <w:proofErr w:type="spellStart"/>
+      <w:r>
+        <w:t>i</w:t>
+      </w:r>
+      <w:proofErr w:type="spellEnd"/>
+      <w:r>
+        <w:t>++;</w:t>
+      </w:r>
+    </w:p>
+    <w:p>
+      <w:pPr>
+        <w:pStyle w:val="NoSpacing"/>
+      </w:pPr>
+      <w:r>
+        <w:t>        }</w:t>
+      </w:r>
+    </w:p>
+    <w:p>
+      <w:pPr>
+        <w:pStyle w:val="NoSpacing"/>
+      </w:pPr>
+      <w:r>
+        <w:t>    }</w:t>
+      </w:r>
+    </w:p>
+    <w:p>
+      <w:pPr>
+        <w:pStyle w:val="NoSpacing"/>
+      </w:pPr>
+      <w:r>
+        <w:t xml:space="preserve">    </w:t>
+      </w:r>
+      <w:proofErr w:type="spellStart"/>
+      <w:r>
+        <w:t>printf</w:t>
+      </w:r>
+      <w:proofErr w:type="spellEnd"/>
+      <w:r>
+        <w:t>("\n");</w:t>
+      </w:r>
+    </w:p>
+    <w:p>
+      <w:pPr>
+        <w:pStyle w:val="NoSpacing"/>
+      </w:pPr>
+      <w:r>
+        <w:t>}</w:t>
+      </w:r>
+    </w:p>
+    <w:p>
+      <w:pPr>
+        <w:pStyle w:val="NoSpacing"/>
+      </w:pPr>
+    </w:p>
+    <w:p>
+      <w:pPr>
+        <w:pStyle w:val="NoSpacing"/>
+      </w:pPr>
+      <w:r>
+        <w:t xml:space="preserve">void </w:t>
+      </w:r>
+      <w:proofErr w:type="spellStart"/>
+      <w:proofErr w:type="gramStart"/>
+      <w:r>
+        <w:t>freeQueue</w:t>
+      </w:r>
+      <w:proofErr w:type="spellEnd"/>
+      <w:r>
+        <w:t>(</w:t>
+      </w:r>
+      <w:proofErr w:type="spellStart"/>
+      <w:proofErr w:type="gramEnd"/>
+      <w:r>
+        <w:t>CQueue</w:t>
+      </w:r>
+      <w:proofErr w:type="spellEnd"/>
+      <w:r>
+        <w:t xml:space="preserve"> *queue) {</w:t>
+      </w:r>
+    </w:p>
+    <w:p>
+      <w:pPr>
+        <w:pStyle w:val="NoSpacing"/>
+      </w:pPr>
+      <w:r>
+        <w:t>    if (</w:t>
+      </w:r>
+      <w:proofErr w:type="gramStart"/>
+      <w:r>
+        <w:t>queue !</w:t>
+      </w:r>
+      <w:proofErr w:type="gramEnd"/>
+      <w:r>
+        <w:t>= NULL) {</w:t>
+      </w:r>
+    </w:p>
+    <w:p>
+      <w:pPr>
+        <w:pStyle w:val="NoSpacing"/>
+      </w:pPr>
+      <w:r>
+        <w:t>        if (queue-&gt;</w:t>
+      </w:r>
+      <w:proofErr w:type="gramStart"/>
+      <w:r>
+        <w:t>Q !</w:t>
+      </w:r>
+      <w:proofErr w:type="gramEnd"/>
+      <w:r>
+        <w:t>= NULL) {</w:t>
+      </w:r>
+    </w:p>
+    <w:p>
+      <w:pPr>
+        <w:pStyle w:val="NoSpacing"/>
+      </w:pPr>
+      <w:r>
+        <w:t>            free(queue-&gt;Q);</w:t>
+      </w:r>
+    </w:p>
+    <w:p>
+      <w:pPr>
+        <w:pStyle w:val="NoSpacing"/>
+      </w:pPr>
+      <w:r>
+        <w:t>        }</w:t>
+      </w:r>
+    </w:p>
+    <w:p>
+      <w:pPr>
+        <w:pStyle w:val="NoSpacing"/>
+      </w:pPr>
+      <w:r>
+        <w:t>        free(queue);</w:t>
+      </w:r>
+    </w:p>
+    <w:p>
+      <w:pPr>
+        <w:pStyle w:val="NoSpacing"/>
+      </w:pPr>
+      <w:r>
+        <w:t>    }</w:t>
+      </w:r>
+    </w:p>
+    <w:p>
+      <w:pPr>
+        <w:pStyle w:val="NoSpacing"/>
+      </w:pPr>
+      <w:r>
+        <w:t xml:space="preserve">    </w:t>
+      </w:r>
+      <w:proofErr w:type="spellStart"/>
+      <w:proofErr w:type="gramStart"/>
+      <w:r>
+        <w:t>printf</w:t>
+      </w:r>
+      <w:proofErr w:type="spellEnd"/>
+      <w:r>
+        <w:t>(</w:t>
+      </w:r>
+      <w:proofErr w:type="gramEnd"/>
+      <w:r>
+        <w:t>"Queue memory freed.\n");</w:t>
+      </w:r>
+    </w:p>
+    <w:p>
+      <w:pPr>
+        <w:pStyle w:val="NoSpacing"/>
+      </w:pPr>
+      <w:r>
+        <w:t>}</w:t>
+      </w:r>
+    </w:p>
+    <w:p>
+      <w:pPr>
+        <w:pStyle w:val="NoSpacing"/>
+      </w:pPr>
+    </w:p>
+    <w:p>
+      <w:pPr>
+        <w:pStyle w:val="NoSpacing"/>
+      </w:pPr>
+      <w:r>
+        <w:t xml:space="preserve">int </w:t>
+      </w:r>
+      <w:proofErr w:type="gramStart"/>
+      <w:r>
+        <w:t>main(</w:t>
+      </w:r>
+      <w:proofErr w:type="gramEnd"/>
+      <w:r>
+        <w:t>) {</w:t>
+      </w:r>
+    </w:p>
+    <w:p>
+      <w:pPr>
+        <w:pStyle w:val="NoSpacing"/>
+      </w:pPr>
+      <w:r>
+        <w:t xml:space="preserve">    </w:t>
+      </w:r>
+      <w:proofErr w:type="spellStart"/>
+      <w:proofErr w:type="gramStart"/>
+      <w:r>
+        <w:t>printf</w:t>
+      </w:r>
+      <w:proofErr w:type="spellEnd"/>
+      <w:r>
+        <w:t>(</w:t>
+      </w:r>
+      <w:proofErr w:type="gramEnd"/>
+      <w:r>
+        <w:t>"===== CIRCULAR QUEUE IMPLEMENTATION =====\n");</w:t>
+      </w:r>
+    </w:p>
+    <w:p>
+      <w:pPr>
+        <w:pStyle w:val="NoSpacing"/>
+      </w:pPr>
+      <w:r>
+        <w:t xml:space="preserve">    </w:t>
+      </w:r>
+    </w:p>
+    <w:p>
+      <w:pPr>
+        <w:pStyle w:val="NoSpacing"/>
+      </w:pPr>
+      <w:r>
+        <w:t>    int capacity, choice, value;</w:t>
+      </w:r>
+    </w:p>
+    <w:p>
+      <w:pPr>
+        <w:pStyle w:val="NoSpacing"/>
+      </w:pPr>
+      <w:r>
+        <w:t xml:space="preserve">    </w:t>
+      </w:r>
+      <w:proofErr w:type="spellStart"/>
+      <w:r>
+        <w:t>CQueue</w:t>
+      </w:r>
+      <w:proofErr w:type="spellEnd"/>
+      <w:r>
+        <w:t xml:space="preserve"> *queue = NULL;</w:t>
+      </w:r>
+    </w:p>
+    <w:p>
+      <w:pPr>
+        <w:pStyle w:val="NoSpacing"/>
+      </w:pPr>
+      <w:r>
+        <w:lastRenderedPageBreak/>
+        <w:t xml:space="preserve">    </w:t>
+      </w:r>
+    </w:p>
+    <w:p>
+      <w:pPr>
+        <w:pStyle w:val="NoSpacing"/>
+      </w:pPr>
+      <w:r>
+        <w:t xml:space="preserve">    </w:t>
+      </w:r>
+      <w:proofErr w:type="spellStart"/>
+      <w:proofErr w:type="gramStart"/>
+      <w:r>
+        <w:t>printf</w:t>
+      </w:r>
+      <w:proofErr w:type="spellEnd"/>
+      <w:r>
+        <w:t>(</w:t>
+      </w:r>
+      <w:proofErr w:type="gramEnd"/>
+      <w:r>
+        <w:t>"Enter the size of the queue: ");</w:t>
+      </w:r>
+    </w:p>
+    <w:p>
+      <w:pPr>
+        <w:pStyle w:val="NoSpacing"/>
+      </w:pPr>
+      <w:r>
+        <w:t xml:space="preserve">    </w:t>
+      </w:r>
+      <w:proofErr w:type="spellStart"/>
+      <w:proofErr w:type="gramStart"/>
+      <w:r>
+        <w:t>scanf</w:t>
+      </w:r>
+      <w:proofErr w:type="spellEnd"/>
+      <w:r>
+        <w:t>(</w:t>
+      </w:r>
+      <w:proofErr w:type="gramEnd"/>
+      <w:r>
+        <w:t>"%d", &amp;capacity);</w:t>
+      </w:r>
+    </w:p>
+    <w:p>
+      <w:pPr>
+        <w:pStyle w:val="NoSpacing"/>
+      </w:pPr>
+      <w:r>
+        <w:t xml:space="preserve">    </w:t>
+      </w:r>
+    </w:p>
+    <w:p>
+      <w:pPr>
+        <w:pStyle w:val="NoSpacing"/>
+      </w:pPr>
+      <w:r>
+        <w:t xml:space="preserve">    queue = </w:t>
+      </w:r>
+      <w:proofErr w:type="spellStart"/>
+      <w:r>
+        <w:t>createQueue</w:t>
+      </w:r>
+      <w:proofErr w:type="spellEnd"/>
+      <w:r>
+        <w:t>(capacity);</w:t>
+      </w:r>
+    </w:p>
+    <w:p>
+      <w:pPr>
+        <w:pStyle w:val="NoSpacing"/>
+      </w:pPr>
+      <w:r>
+        <w:t xml:space="preserve">    </w:t>
+      </w:r>
+    </w:p>
+    <w:p>
+      <w:pPr>
+        <w:pStyle w:val="NoSpacing"/>
+      </w:pPr>
+      <w:r>
+        <w:t>    if (queue == NULL) {</w:t>
       </w:r>
     </w:p>
     <w:p>
@@ -95,15 +1821,902 @@
         <w:pStyle w:val="NoSpacing"/>
       </w:pPr>
       <w:r>
-        <w:t>    else</w:t>
-      </w:r>
-    </w:p>
-    <w:p>
-      <w:pPr>
-        <w:pStyle w:val="NoSpacing"/>
-      </w:pPr>
-      <w:r>
-        <w:t>        return 0;</w:t>
+        <w:t>    }</w:t>
+      </w:r>
+    </w:p>
+    <w:p>
+      <w:pPr>
+        <w:pStyle w:val="NoSpacing"/>
+      </w:pPr>
+      <w:r>
+        <w:t xml:space="preserve">    </w:t>
+      </w:r>
+    </w:p>
+    <w:p>
+      <w:pPr>
+        <w:pStyle w:val="NoSpacing"/>
+      </w:pPr>
+      <w:r>
+        <w:t>    while (1) {</w:t>
+      </w:r>
+    </w:p>
+    <w:p>
+      <w:pPr>
+        <w:pStyle w:val="NoSpacing"/>
+      </w:pPr>
+      <w:r>
+        <w:t xml:space="preserve">        </w:t>
+      </w:r>
+      <w:proofErr w:type="spellStart"/>
+      <w:r>
+        <w:t>printf</w:t>
+      </w:r>
+      <w:proofErr w:type="spellEnd"/>
+      <w:r>
+        <w:t>("\n---MENU---\n");</w:t>
+      </w:r>
+    </w:p>
+    <w:p>
+      <w:pPr>
+        <w:pStyle w:val="NoSpacing"/>
+      </w:pPr>
+      <w:r>
+        <w:t xml:space="preserve">        </w:t>
+      </w:r>
+      <w:proofErr w:type="spellStart"/>
+      <w:proofErr w:type="gramStart"/>
+      <w:r>
+        <w:t>printf</w:t>
+      </w:r>
+      <w:proofErr w:type="spellEnd"/>
+      <w:r>
+        <w:t>(</w:t>
+      </w:r>
+      <w:proofErr w:type="gramEnd"/>
+      <w:r>
+        <w:t>"1. Enqueue\n");</w:t>
+      </w:r>
+    </w:p>
+    <w:p>
+      <w:pPr>
+        <w:pStyle w:val="NoSpacing"/>
+      </w:pPr>
+      <w:r>
+        <w:t xml:space="preserve">        </w:t>
+      </w:r>
+      <w:proofErr w:type="spellStart"/>
+      <w:proofErr w:type="gramStart"/>
+      <w:r>
+        <w:t>printf</w:t>
+      </w:r>
+      <w:proofErr w:type="spellEnd"/>
+      <w:r>
+        <w:t>(</w:t>
+      </w:r>
+      <w:proofErr w:type="gramEnd"/>
+      <w:r>
+        <w:t>"2. Dequeue\n");</w:t>
+      </w:r>
+    </w:p>
+    <w:p>
+      <w:pPr>
+        <w:pStyle w:val="NoSpacing"/>
+      </w:pPr>
+      <w:r>
+        <w:t xml:space="preserve">        </w:t>
+      </w:r>
+      <w:proofErr w:type="spellStart"/>
+      <w:proofErr w:type="gramStart"/>
+      <w:r>
+        <w:t>printf</w:t>
+      </w:r>
+      <w:proofErr w:type="spellEnd"/>
+      <w:r>
+        <w:t>(</w:t>
+      </w:r>
+      <w:proofErr w:type="gramEnd"/>
+      <w:r>
+        <w:t>"3. Display Queue\n");</w:t>
+      </w:r>
+    </w:p>
+    <w:p>
+      <w:pPr>
+        <w:pStyle w:val="NoSpacing"/>
+      </w:pPr>
+      <w:r>
+        <w:t xml:space="preserve">        </w:t>
+      </w:r>
+      <w:proofErr w:type="spellStart"/>
+      <w:proofErr w:type="gramStart"/>
+      <w:r>
+        <w:t>printf</w:t>
+      </w:r>
+      <w:proofErr w:type="spellEnd"/>
+      <w:r>
+        <w:t>(</w:t>
+      </w:r>
+      <w:proofErr w:type="gramEnd"/>
+      <w:r>
+        <w:t>"4. Front Value\n");</w:t>
+      </w:r>
+    </w:p>
+    <w:p>
+      <w:pPr>
+        <w:pStyle w:val="NoSpacing"/>
+      </w:pPr>
+      <w:r>
+        <w:t xml:space="preserve">        </w:t>
+      </w:r>
+      <w:proofErr w:type="spellStart"/>
+      <w:proofErr w:type="gramStart"/>
+      <w:r>
+        <w:t>printf</w:t>
+      </w:r>
+      <w:proofErr w:type="spellEnd"/>
+      <w:r>
+        <w:t>(</w:t>
+      </w:r>
+      <w:proofErr w:type="gramEnd"/>
+      <w:r>
+        <w:t>"5. Rear Value\n");</w:t>
+      </w:r>
+    </w:p>
+    <w:p>
+      <w:pPr>
+        <w:pStyle w:val="NoSpacing"/>
+      </w:pPr>
+      <w:r>
+        <w:t xml:space="preserve">        </w:t>
+      </w:r>
+      <w:proofErr w:type="spellStart"/>
+      <w:proofErr w:type="gramStart"/>
+      <w:r>
+        <w:t>printf</w:t>
+      </w:r>
+      <w:proofErr w:type="spellEnd"/>
+      <w:r>
+        <w:t>(</w:t>
+      </w:r>
+      <w:proofErr w:type="gramEnd"/>
+      <w:r>
+        <w:t>"6. Is Empty\n");</w:t>
+      </w:r>
+    </w:p>
+    <w:p>
+      <w:pPr>
+        <w:pStyle w:val="NoSpacing"/>
+      </w:pPr>
+      <w:r>
+        <w:t xml:space="preserve">        </w:t>
+      </w:r>
+      <w:proofErr w:type="spellStart"/>
+      <w:proofErr w:type="gramStart"/>
+      <w:r>
+        <w:t>printf</w:t>
+      </w:r>
+      <w:proofErr w:type="spellEnd"/>
+      <w:r>
+        <w:t>(</w:t>
+      </w:r>
+      <w:proofErr w:type="gramEnd"/>
+      <w:r>
+        <w:t>"7. Is Full\n");</w:t>
+      </w:r>
+    </w:p>
+    <w:p>
+      <w:pPr>
+        <w:pStyle w:val="NoSpacing"/>
+      </w:pPr>
+      <w:r>
+        <w:t xml:space="preserve">        </w:t>
+      </w:r>
+      <w:proofErr w:type="spellStart"/>
+      <w:proofErr w:type="gramStart"/>
+      <w:r>
+        <w:t>printf</w:t>
+      </w:r>
+      <w:proofErr w:type="spellEnd"/>
+      <w:r>
+        <w:t>(</w:t>
+      </w:r>
+      <w:proofErr w:type="gramEnd"/>
+      <w:r>
+        <w:t>"8. Exit\n");</w:t>
+      </w:r>
+    </w:p>
+    <w:p>
+      <w:pPr>
+        <w:pStyle w:val="NoSpacing"/>
+      </w:pPr>
+      <w:r>
+        <w:t xml:space="preserve">        </w:t>
+      </w:r>
+      <w:proofErr w:type="spellStart"/>
+      <w:proofErr w:type="gramStart"/>
+      <w:r>
+        <w:t>printf</w:t>
+      </w:r>
+      <w:proofErr w:type="spellEnd"/>
+      <w:r>
+        <w:t>(</w:t>
+      </w:r>
+      <w:proofErr w:type="gramEnd"/>
+      <w:r>
+        <w:t>"Enter your choice: ");</w:t>
+      </w:r>
+    </w:p>
+    <w:p>
+      <w:pPr>
+        <w:pStyle w:val="NoSpacing"/>
+      </w:pPr>
+      <w:r>
+        <w:t xml:space="preserve">        </w:t>
+      </w:r>
+      <w:proofErr w:type="spellStart"/>
+      <w:proofErr w:type="gramStart"/>
+      <w:r>
+        <w:t>scanf</w:t>
+      </w:r>
+      <w:proofErr w:type="spellEnd"/>
+      <w:r>
+        <w:t>(</w:t>
+      </w:r>
+      <w:proofErr w:type="gramEnd"/>
+      <w:r>
+        <w:t>"%d", &amp;choice);</w:t>
+      </w:r>
+    </w:p>
+    <w:p>
+      <w:pPr>
+        <w:pStyle w:val="NoSpacing"/>
+      </w:pPr>
+      <w:r>
+        <w:t xml:space="preserve">        </w:t>
+      </w:r>
+    </w:p>
+    <w:p>
+      <w:pPr>
+        <w:pStyle w:val="NoSpacing"/>
+      </w:pPr>
+      <w:r>
+        <w:t>        switch(choice) {</w:t>
+      </w:r>
+    </w:p>
+    <w:p>
+      <w:pPr>
+        <w:pStyle w:val="NoSpacing"/>
+      </w:pPr>
+      <w:r>
+        <w:t>            case 1:</w:t>
+      </w:r>
+    </w:p>
+    <w:p>
+      <w:pPr>
+        <w:pStyle w:val="NoSpacing"/>
+      </w:pPr>
+      <w:r>
+        <w:t xml:space="preserve">                </w:t>
+      </w:r>
+      <w:proofErr w:type="spellStart"/>
+      <w:proofErr w:type="gramStart"/>
+      <w:r>
+        <w:t>printf</w:t>
+      </w:r>
+      <w:proofErr w:type="spellEnd"/>
+      <w:r>
+        <w:t>(</w:t>
+      </w:r>
+      <w:proofErr w:type="gramEnd"/>
+      <w:r>
+        <w:t>"Enter an element to enqueue: ");</w:t>
+      </w:r>
+    </w:p>
+    <w:p>
+      <w:pPr>
+        <w:pStyle w:val="NoSpacing"/>
+      </w:pPr>
+      <w:r>
+        <w:t xml:space="preserve">                </w:t>
+      </w:r>
+      <w:proofErr w:type="spellStart"/>
+      <w:proofErr w:type="gramStart"/>
+      <w:r>
+        <w:t>scanf</w:t>
+      </w:r>
+      <w:proofErr w:type="spellEnd"/>
+      <w:r>
+        <w:t>(</w:t>
+      </w:r>
+      <w:proofErr w:type="gramEnd"/>
+      <w:r>
+        <w:t>"%d", &amp;value);</w:t>
+      </w:r>
+    </w:p>
+    <w:p>
+      <w:pPr>
+        <w:pStyle w:val="NoSpacing"/>
+      </w:pPr>
+      <w:r>
+        <w:t xml:space="preserve">                </w:t>
+      </w:r>
+      <w:proofErr w:type="gramStart"/>
+      <w:r>
+        <w:t>enqueue(</w:t>
+      </w:r>
+      <w:proofErr w:type="gramEnd"/>
+      <w:r>
+        <w:t>queue, value);</w:t>
+      </w:r>
+    </w:p>
+    <w:p>
+      <w:pPr>
+        <w:pStyle w:val="NoSpacing"/>
+      </w:pPr>
+      <w:r>
+        <w:t>                break;</w:t>
+      </w:r>
+    </w:p>
+    <w:p>
+      <w:pPr>
+        <w:pStyle w:val="NoSpacing"/>
+      </w:pPr>
+      <w:r>
+        <w:t xml:space="preserve">                </w:t>
+      </w:r>
+    </w:p>
+    <w:p>
+      <w:pPr>
+        <w:pStyle w:val="NoSpacing"/>
+      </w:pPr>
+      <w:r>
+        <w:t>            case 2:</w:t>
+      </w:r>
+    </w:p>
+    <w:p>
+      <w:pPr>
+        <w:pStyle w:val="NoSpacing"/>
+      </w:pPr>
+      <w:r>
+        <w:t>                dequeue(queue);</w:t>
+      </w:r>
+    </w:p>
+    <w:p>
+      <w:pPr>
+        <w:pStyle w:val="NoSpacing"/>
+      </w:pPr>
+      <w:r>
+        <w:t>                break;</w:t>
+      </w:r>
+    </w:p>
+    <w:p>
+      <w:pPr>
+        <w:pStyle w:val="NoSpacing"/>
+      </w:pPr>
+      <w:r>
+        <w:t xml:space="preserve">                </w:t>
+      </w:r>
+    </w:p>
+    <w:p>
+      <w:pPr>
+        <w:pStyle w:val="NoSpacing"/>
+      </w:pPr>
+      <w:r>
+        <w:t>            case 3:</w:t>
+      </w:r>
+    </w:p>
+    <w:p>
+      <w:pPr>
+        <w:pStyle w:val="NoSpacing"/>
+      </w:pPr>
+      <w:r>
+        <w:t xml:space="preserve">                </w:t>
+      </w:r>
+      <w:proofErr w:type="spellStart"/>
+      <w:r>
+        <w:t>displayQueue</w:t>
+      </w:r>
+      <w:proofErr w:type="spellEnd"/>
+      <w:r>
+        <w:t>(queue);</w:t>
+      </w:r>
+    </w:p>
+    <w:p>
+      <w:pPr>
+        <w:pStyle w:val="NoSpacing"/>
+      </w:pPr>
+      <w:r>
+        <w:t>                break;</w:t>
+      </w:r>
+    </w:p>
+    <w:p>
+      <w:pPr>
+        <w:pStyle w:val="NoSpacing"/>
+      </w:pPr>
+      <w:r>
+        <w:t xml:space="preserve">                </w:t>
+      </w:r>
+    </w:p>
+    <w:p>
+      <w:pPr>
+        <w:pStyle w:val="NoSpacing"/>
+      </w:pPr>
+      <w:r>
+        <w:t>            case 4:</w:t>
+      </w:r>
+    </w:p>
+    <w:p>
+      <w:pPr>
+        <w:pStyle w:val="NoSpacing"/>
+      </w:pPr>
+      <w:r>
+        <w:t xml:space="preserve">                if </w:t>
+      </w:r>
+      <w:proofErr w:type="gramStart"/>
+      <w:r>
+        <w:t>(!</w:t>
+      </w:r>
+      <w:proofErr w:type="spellStart"/>
+      <w:r>
+        <w:t>isEmpty</w:t>
+      </w:r>
+      <w:proofErr w:type="spellEnd"/>
+      <w:proofErr w:type="gramEnd"/>
+      <w:r>
+        <w:t>(queue)) {</w:t>
+      </w:r>
+    </w:p>
+    <w:p>
+      <w:pPr>
+        <w:pStyle w:val="NoSpacing"/>
+      </w:pPr>
+      <w:r>
+        <w:t xml:space="preserve">                    </w:t>
+      </w:r>
+      <w:proofErr w:type="spellStart"/>
+      <w:proofErr w:type="gramStart"/>
+      <w:r>
+        <w:t>printf</w:t>
+      </w:r>
+      <w:proofErr w:type="spellEnd"/>
+      <w:r>
+        <w:t>(</w:t>
+      </w:r>
+      <w:proofErr w:type="gramEnd"/>
+      <w:r>
+        <w:t xml:space="preserve">"Queue front: %d\n", </w:t>
+      </w:r>
+      <w:proofErr w:type="spellStart"/>
+      <w:r>
+        <w:t>frontVal</w:t>
+      </w:r>
+      <w:proofErr w:type="spellEnd"/>
+      <w:r>
+        <w:t>(queue));</w:t>
+      </w:r>
+    </w:p>
+    <w:p>
+      <w:pPr>
+        <w:pStyle w:val="NoSpacing"/>
+      </w:pPr>
+      <w:r>
+        <w:t>                }</w:t>
+      </w:r>
+    </w:p>
+    <w:p>
+      <w:pPr>
+        <w:pStyle w:val="NoSpacing"/>
+      </w:pPr>
+      <w:r>
+        <w:t>                break;</w:t>
+      </w:r>
+    </w:p>
+    <w:p>
+      <w:pPr>
+        <w:pStyle w:val="NoSpacing"/>
+      </w:pPr>
+      <w:r>
+        <w:t xml:space="preserve">                </w:t>
+      </w:r>
+    </w:p>
+    <w:p>
+      <w:pPr>
+        <w:pStyle w:val="NoSpacing"/>
+      </w:pPr>
+      <w:r>
+        <w:t>            case 5:</w:t>
+      </w:r>
+    </w:p>
+    <w:p>
+      <w:pPr>
+        <w:pStyle w:val="NoSpacing"/>
+      </w:pPr>
+      <w:r>
+        <w:t xml:space="preserve">                if </w:t>
+      </w:r>
+      <w:proofErr w:type="gramStart"/>
+      <w:r>
+        <w:t>(!</w:t>
+      </w:r>
+      <w:proofErr w:type="spellStart"/>
+      <w:r>
+        <w:t>isEmpty</w:t>
+      </w:r>
+      <w:proofErr w:type="spellEnd"/>
+      <w:proofErr w:type="gramEnd"/>
+      <w:r>
+        <w:t>(queue)) {</w:t>
+      </w:r>
+    </w:p>
+    <w:p>
+      <w:pPr>
+        <w:pStyle w:val="NoSpacing"/>
+      </w:pPr>
+      <w:r>
+        <w:t xml:space="preserve">                    </w:t>
+      </w:r>
+      <w:proofErr w:type="spellStart"/>
+      <w:proofErr w:type="gramStart"/>
+      <w:r>
+        <w:t>printf</w:t>
+      </w:r>
+      <w:proofErr w:type="spellEnd"/>
+      <w:r>
+        <w:t>(</w:t>
+      </w:r>
+      <w:proofErr w:type="gramEnd"/>
+      <w:r>
+        <w:t xml:space="preserve">"Queue rear: %d\n", </w:t>
+      </w:r>
+      <w:proofErr w:type="spellStart"/>
+      <w:r>
+        <w:t>rearVal</w:t>
+      </w:r>
+      <w:proofErr w:type="spellEnd"/>
+      <w:r>
+        <w:t>(queue));</w:t>
+      </w:r>
+    </w:p>
+    <w:p>
+      <w:pPr>
+        <w:pStyle w:val="NoSpacing"/>
+      </w:pPr>
+      <w:r>
+        <w:lastRenderedPageBreak/>
+        <w:t>                }</w:t>
+      </w:r>
+    </w:p>
+    <w:p>
+      <w:pPr>
+        <w:pStyle w:val="NoSpacing"/>
+      </w:pPr>
+      <w:r>
+        <w:t>                break;</w:t>
+      </w:r>
+    </w:p>
+    <w:p>
+      <w:pPr>
+        <w:pStyle w:val="NoSpacing"/>
+      </w:pPr>
+      <w:r>
+        <w:t xml:space="preserve">                </w:t>
+      </w:r>
+    </w:p>
+    <w:p>
+      <w:pPr>
+        <w:pStyle w:val="NoSpacing"/>
+      </w:pPr>
+      <w:r>
+        <w:t>            case 6:</w:t>
+      </w:r>
+    </w:p>
+    <w:p>
+      <w:pPr>
+        <w:pStyle w:val="NoSpacing"/>
+      </w:pPr>
+      <w:r>
+        <w:t>                if (</w:t>
+      </w:r>
+      <w:proofErr w:type="spellStart"/>
+      <w:r>
+        <w:t>isEmpty</w:t>
+      </w:r>
+      <w:proofErr w:type="spellEnd"/>
+      <w:r>
+        <w:t>(queue)) {</w:t>
+      </w:r>
+    </w:p>
+    <w:p>
+      <w:pPr>
+        <w:pStyle w:val="NoSpacing"/>
+      </w:pPr>
+      <w:r>
+        <w:t xml:space="preserve">                    </w:t>
+      </w:r>
+      <w:proofErr w:type="spellStart"/>
+      <w:proofErr w:type="gramStart"/>
+      <w:r>
+        <w:t>printf</w:t>
+      </w:r>
+      <w:proofErr w:type="spellEnd"/>
+      <w:r>
+        <w:t>(</w:t>
+      </w:r>
+      <w:proofErr w:type="gramEnd"/>
+      <w:r>
+        <w:t>"Queue is EMPTY\n");</w:t>
+      </w:r>
+    </w:p>
+    <w:p>
+      <w:pPr>
+        <w:pStyle w:val="NoSpacing"/>
+      </w:pPr>
+      <w:r>
+        <w:t>                } else {</w:t>
+      </w:r>
+    </w:p>
+    <w:p>
+      <w:pPr>
+        <w:pStyle w:val="NoSpacing"/>
+      </w:pPr>
+      <w:r>
+        <w:t xml:space="preserve">                    </w:t>
+      </w:r>
+      <w:proofErr w:type="spellStart"/>
+      <w:proofErr w:type="gramStart"/>
+      <w:r>
+        <w:t>printf</w:t>
+      </w:r>
+      <w:proofErr w:type="spellEnd"/>
+      <w:r>
+        <w:t>(</w:t>
+      </w:r>
+      <w:proofErr w:type="gramEnd"/>
+      <w:r>
+        <w:t>"Queue is NOT empty\n");</w:t>
+      </w:r>
+    </w:p>
+    <w:p>
+      <w:pPr>
+        <w:pStyle w:val="NoSpacing"/>
+      </w:pPr>
+      <w:r>
+        <w:t>                }</w:t>
+      </w:r>
+    </w:p>
+    <w:p>
+      <w:pPr>
+        <w:pStyle w:val="NoSpacing"/>
+      </w:pPr>
+      <w:r>
+        <w:t>                break;</w:t>
+      </w:r>
+    </w:p>
+    <w:p>
+      <w:pPr>
+        <w:pStyle w:val="NoSpacing"/>
+      </w:pPr>
+      <w:r>
+        <w:t xml:space="preserve">                </w:t>
+      </w:r>
+    </w:p>
+    <w:p>
+      <w:pPr>
+        <w:pStyle w:val="NoSpacing"/>
+      </w:pPr>
+      <w:r>
+        <w:t>            case 7:</w:t>
+      </w:r>
+    </w:p>
+    <w:p>
+      <w:pPr>
+        <w:pStyle w:val="NoSpacing"/>
+      </w:pPr>
+      <w:r>
+        <w:t>                if (</w:t>
+      </w:r>
+      <w:proofErr w:type="spellStart"/>
+      <w:r>
+        <w:t>isFull</w:t>
+      </w:r>
+      <w:proofErr w:type="spellEnd"/>
+      <w:r>
+        <w:t>(queue)) {</w:t>
+      </w:r>
+    </w:p>
+    <w:p>
+      <w:pPr>
+        <w:pStyle w:val="NoSpacing"/>
+      </w:pPr>
+      <w:r>
+        <w:t xml:space="preserve">                    </w:t>
+      </w:r>
+      <w:proofErr w:type="spellStart"/>
+      <w:proofErr w:type="gramStart"/>
+      <w:r>
+        <w:t>printf</w:t>
+      </w:r>
+      <w:proofErr w:type="spellEnd"/>
+      <w:r>
+        <w:t>(</w:t>
+      </w:r>
+      <w:proofErr w:type="gramEnd"/>
+      <w:r>
+        <w:t>"Queue is FULL\n");</w:t>
+      </w:r>
+    </w:p>
+    <w:p>
+      <w:pPr>
+        <w:pStyle w:val="NoSpacing"/>
+      </w:pPr>
+      <w:r>
+        <w:t>                } else {</w:t>
+      </w:r>
+    </w:p>
+    <w:p>
+      <w:pPr>
+        <w:pStyle w:val="NoSpacing"/>
+      </w:pPr>
+      <w:r>
+        <w:t xml:space="preserve">                    </w:t>
+      </w:r>
+      <w:proofErr w:type="spellStart"/>
+      <w:proofErr w:type="gramStart"/>
+      <w:r>
+        <w:t>printf</w:t>
+      </w:r>
+      <w:proofErr w:type="spellEnd"/>
+      <w:r>
+        <w:t>(</w:t>
+      </w:r>
+      <w:proofErr w:type="gramEnd"/>
+      <w:r>
+        <w:t>"Queue is NOT full\n");</w:t>
+      </w:r>
+    </w:p>
+    <w:p>
+      <w:pPr>
+        <w:pStyle w:val="NoSpacing"/>
+      </w:pPr>
+      <w:r>
+        <w:t>                }</w:t>
+      </w:r>
+    </w:p>
+    <w:p>
+      <w:pPr>
+        <w:pStyle w:val="NoSpacing"/>
+      </w:pPr>
+      <w:r>
+        <w:t>                break;</w:t>
+      </w:r>
+    </w:p>
+    <w:p>
+      <w:pPr>
+        <w:pStyle w:val="NoSpacing"/>
+      </w:pPr>
+      <w:r>
+        <w:t xml:space="preserve">                </w:t>
+      </w:r>
+    </w:p>
+    <w:p>
+      <w:pPr>
+        <w:pStyle w:val="NoSpacing"/>
+      </w:pPr>
+      <w:r>
+        <w:t>            case 8:</w:t>
+      </w:r>
+    </w:p>
+    <w:p>
+      <w:pPr>
+        <w:pStyle w:val="NoSpacing"/>
+      </w:pPr>
+      <w:r>
+        <w:t xml:space="preserve">                </w:t>
+      </w:r>
+      <w:proofErr w:type="spellStart"/>
+      <w:r>
+        <w:t>freeQueue</w:t>
+      </w:r>
+      <w:proofErr w:type="spellEnd"/>
+      <w:r>
+        <w:t>(queue);</w:t>
+      </w:r>
+    </w:p>
+    <w:p>
+      <w:pPr>
+        <w:pStyle w:val="NoSpacing"/>
+      </w:pPr>
+      <w:r>
+        <w:t xml:space="preserve">                </w:t>
+      </w:r>
+      <w:proofErr w:type="spellStart"/>
+      <w:proofErr w:type="gramStart"/>
+      <w:r>
+        <w:t>printf</w:t>
+      </w:r>
+      <w:proofErr w:type="spellEnd"/>
+      <w:r>
+        <w:t>(</w:t>
+      </w:r>
+      <w:proofErr w:type="gramEnd"/>
+      <w:r>
+        <w:t>"\n===== PROGRAM COMPLETED =====\n");</w:t>
+      </w:r>
+    </w:p>
+    <w:p>
+      <w:pPr>
+        <w:pStyle w:val="NoSpacing"/>
+      </w:pPr>
+      <w:r>
+        <w:t>                return 0;</w:t>
+      </w:r>
+    </w:p>
+    <w:p>
+      <w:pPr>
+        <w:pStyle w:val="NoSpacing"/>
+      </w:pPr>
+      <w:r>
+        <w:t xml:space="preserve">                </w:t>
+      </w:r>
+    </w:p>
+    <w:p>
+      <w:pPr>
+        <w:pStyle w:val="NoSpacing"/>
+      </w:pPr>
+      <w:r>
+        <w:t>            default:</w:t>
+      </w:r>
+    </w:p>
+    <w:p>
+      <w:pPr>
+        <w:pStyle w:val="NoSpacing"/>
+      </w:pPr>
+      <w:r>
+        <w:t xml:space="preserve">                </w:t>
+      </w:r>
+      <w:proofErr w:type="spellStart"/>
+      <w:proofErr w:type="gramStart"/>
+      <w:r>
+        <w:t>printf</w:t>
+      </w:r>
+      <w:proofErr w:type="spellEnd"/>
+      <w:r>
+        <w:t>(</w:t>
+      </w:r>
+      <w:proofErr w:type="gramEnd"/>
+      <w:r>
+        <w:t>"Invalid choice! Please try again.\n");</w:t>
+      </w:r>
+    </w:p>
+    <w:p>
+      <w:pPr>
+        <w:pStyle w:val="NoSpacing"/>
+      </w:pPr>
+      <w:r>
+        <w:t>        }</w:t>
+      </w:r>
+    </w:p>
+    <w:p>
+      <w:pPr>
+        <w:pStyle w:val="NoSpacing"/>
+      </w:pPr>
+      <w:r>
+        <w:t>    }</w:t>
+      </w:r>
+    </w:p>
+    <w:p>
+      <w:pPr>
+        <w:pStyle w:val="NoSpacing"/>
+      </w:pPr>
+      <w:r>
+        <w:t xml:space="preserve">    </w:t>
+      </w:r>
+    </w:p>
+    <w:p>
+      <w:pPr>
+        <w:pStyle w:val="NoSpacing"/>
+      </w:pPr>
+      <w:r>
+        <w:t>    return 0;</w:t>
       </w:r>
     </w:p>
     <w:p>
@@ -118,413 +2731,6 @@
       <w:pPr>
         <w:pStyle w:val="NoSpacing"/>
       </w:pPr>
-      <w:r>
-        <w:t>int isEmpty(){</w:t>
-      </w:r>
-    </w:p>
-    <w:p>
-      <w:pPr>
-        <w:pStyle w:val="NoSpacing"/>
-      </w:pPr>
-      <w:r>
-        <w:t>    if(front==-1)</w:t>
-      </w:r>
-    </w:p>
-    <w:p>
-      <w:pPr>
-        <w:pStyle w:val="NoSpacing"/>
-      </w:pPr>
-      <w:r>
-        <w:t>        return 1;</w:t>
-      </w:r>
-    </w:p>
-    <w:p>
-      <w:pPr>
-        <w:pStyle w:val="NoSpacing"/>
-      </w:pPr>
-      <w:r>
-        <w:t>    else</w:t>
-      </w:r>
-    </w:p>
-    <w:p>
-      <w:pPr>
-        <w:pStyle w:val="NoSpacing"/>
-      </w:pPr>
-      <w:r>
-        <w:t>        return 0;</w:t>
-      </w:r>
-    </w:p>
-    <w:p>
-      <w:pPr>
-        <w:pStyle w:val="NoSpacing"/>
-      </w:pPr>
-      <w:r>
-        <w:t xml:space="preserve">} </w:t>
-      </w:r>
-    </w:p>
-    <w:p>
-      <w:pPr>
-        <w:pStyle w:val="NoSpacing"/>
-      </w:pPr>
-      <w:r>
-        <w:t>//adding an element to the queue</w:t>
-      </w:r>
-    </w:p>
-    <w:p>
-      <w:pPr>
-        <w:pStyle w:val="NoSpacing"/>
-      </w:pPr>
-      <w:r>
-        <w:t>void enqueue(int element){</w:t>
-      </w:r>
-    </w:p>
-    <w:p>
-      <w:pPr>
-        <w:pStyle w:val="NoSpacing"/>
-      </w:pPr>
-      <w:r>
-        <w:t>    if(isFull()){</w:t>
-      </w:r>
-    </w:p>
-    <w:p>
-      <w:pPr>
-        <w:pStyle w:val="NoSpacing"/>
-      </w:pPr>
-      <w:r>
-        <w:t>        printf("Queue is full\n");</w:t>
-      </w:r>
-    </w:p>
-    <w:p>
-      <w:pPr>
-        <w:pStyle w:val="NoSpacing"/>
-      </w:pPr>
-      <w:r>
-        <w:t>    }</w:t>
-      </w:r>
-    </w:p>
-    <w:p>
-      <w:pPr>
-        <w:pStyle w:val="NoSpacing"/>
-      </w:pPr>
-      <w:r>
-        <w:t>    else {</w:t>
-      </w:r>
-    </w:p>
-    <w:p>
-      <w:pPr>
-        <w:pStyle w:val="NoSpacing"/>
-      </w:pPr>
-      <w:r>
-        <w:t>        if(front==-1)</w:t>
-      </w:r>
-    </w:p>
-    <w:p>
-      <w:pPr>
-        <w:pStyle w:val="NoSpacing"/>
-      </w:pPr>
-      <w:r>
-        <w:t>            front=0;            </w:t>
-      </w:r>
-    </w:p>
-    <w:p>
-      <w:pPr>
-        <w:pStyle w:val="NoSpacing"/>
-      </w:pPr>
-      <w:r>
-        <w:t>        rear=(rear+1)%SiZE;</w:t>
-      </w:r>
-    </w:p>
-    <w:p>
-      <w:pPr>
-        <w:pStyle w:val="NoSpacing"/>
-      </w:pPr>
-      <w:r>
-        <w:t>        queue[rear]=element;</w:t>
-      </w:r>
-    </w:p>
-    <w:p>
-      <w:pPr>
-        <w:pStyle w:val="NoSpacing"/>
-      </w:pPr>
-      <w:r>
-        <w:t>        printf("Inserted -&gt; %d\n", element);    </w:t>
-      </w:r>
-    </w:p>
-    <w:p>
-      <w:pPr>
-        <w:pStyle w:val="NoSpacing"/>
-      </w:pPr>
-      <w:r>
-        <w:t>    }}</w:t>
-      </w:r>
-    </w:p>
-    <w:p>
-      <w:pPr>
-        <w:pStyle w:val="NoSpacing"/>
-      </w:pPr>
-      <w:r>
-        <w:t>//removing an element from the queue    </w:t>
-      </w:r>
-    </w:p>
-    <w:p>
-      <w:pPr>
-        <w:pStyle w:val="NoSpacing"/>
-      </w:pPr>
-      <w:r>
-        <w:t> void dequeue(){</w:t>
-      </w:r>
-    </w:p>
-    <w:p>
-      <w:pPr>
-        <w:pStyle w:val="NoSpacing"/>
-      </w:pPr>
-      <w:r>
-        <w:t>    if(isEmpty()) {</w:t>
-      </w:r>
-    </w:p>
-    <w:p>
-      <w:pPr>
-        <w:pStyle w:val="NoSpacing"/>
-      </w:pPr>
-      <w:r>
-        <w:t>        printf("Queue is empty\n");</w:t>
-      </w:r>
-    </w:p>
-    <w:p>
-      <w:pPr>
-        <w:pStyle w:val="NoSpacing"/>
-      </w:pPr>
-      <w:r>
-        <w:t>    }</w:t>
-      </w:r>
-    </w:p>
-    <w:p>
-      <w:pPr>
-        <w:pStyle w:val="NoSpacing"/>
-      </w:pPr>
-      <w:r>
-        <w:t>    else{</w:t>
-      </w:r>
-    </w:p>
-    <w:p>
-      <w:pPr>
-        <w:pStyle w:val="NoSpacing"/>
-      </w:pPr>
-      <w:r>
-        <w:t>       printf("Deleted element -&gt; %d\n", queue[front]);</w:t>
-      </w:r>
-    </w:p>
-    <w:p>
-      <w:pPr>
-        <w:pStyle w:val="NoSpacing"/>
-      </w:pPr>
-      <w:r>
-        <w:t>         front=(front+1)%SiZE;</w:t>
-      </w:r>
-    </w:p>
-    <w:p>
-      <w:pPr>
-        <w:pStyle w:val="NoSpacing"/>
-      </w:pPr>
-      <w:r>
-        <w:t>         if (front==rear)</w:t>
-      </w:r>
-    </w:p>
-    <w:p>
-      <w:pPr>
-        <w:pStyle w:val="NoSpacing"/>
-      </w:pPr>
-      <w:r>
-        <w:t>            front=rear=-1;</w:t>
-      </w:r>
-    </w:p>
-    <w:p>
-      <w:pPr>
-        <w:pStyle w:val="NoSpacing"/>
-      </w:pPr>
-      <w:r>
-        <w:t>}}</w:t>
-      </w:r>
-    </w:p>
-    <w:p>
-      <w:pPr>
-        <w:pStyle w:val="NoSpacing"/>
-      </w:pPr>
-      <w:r>
-        <w:t>    int main(){</w:t>
-      </w:r>
-    </w:p>
-    <w:p>
-      <w:pPr>
-        <w:pStyle w:val="NoSpacing"/>
-      </w:pPr>
-      <w:r>
-        <w:t xml:space="preserve">     </w:t>
-      </w:r>
-      <w:r>
-        <w:t xml:space="preserve"> int ch,element;</w:t>
-      </w:r>
-    </w:p>
-    <w:p>
-      <w:pPr>
-        <w:pStyle w:val="NoSpacing"/>
-      </w:pPr>
-      <w:r>
-        <w:t>        do{</w:t>
-      </w:r>
-    </w:p>
-    <w:p>
-      <w:pPr>
-        <w:pStyle w:val="NoSpacing"/>
-      </w:pPr>
-      <w:r>
-        <w:lastRenderedPageBreak/>
-        <w:t>            printf("\n---MENU---\n");</w:t>
-      </w:r>
-    </w:p>
-    <w:p>
-      <w:pPr>
-        <w:pStyle w:val="NoSpacing"/>
-      </w:pPr>
-      <w:r>
-        <w:t>            printf("1.Enqueue\n2.Dequeue\n3.Exit\nEnter your choice: ");</w:t>
-      </w:r>
-    </w:p>
-    <w:p>
-      <w:pPr>
-        <w:pStyle w:val="NoSpacing"/>
-      </w:pPr>
-      <w:r>
-        <w:t>            scanf("%d",&amp;ch);</w:t>
-      </w:r>
-    </w:p>
-    <w:p>
-      <w:pPr>
-        <w:pStyle w:val="NoSpacing"/>
-      </w:pPr>
-      <w:r>
-        <w:t>            switch(ch){</w:t>
-      </w:r>
-    </w:p>
-    <w:p>
-      <w:pPr>
-        <w:pStyle w:val="NoSpacing"/>
-      </w:pPr>
-      <w:r>
-        <w:t>                case 1:</w:t>
-      </w:r>
-    </w:p>
-    <w:p>
-      <w:pPr>
-        <w:pStyle w:val="NoSpacing"/>
-      </w:pPr>
-      <w:r>
-        <w:t>                    printf("Enter an element: ");</w:t>
-      </w:r>
-    </w:p>
-    <w:p>
-      <w:pPr>
-        <w:pStyle w:val="NoSpacing"/>
-      </w:pPr>
-      <w:r>
-        <w:t>                    scanf("%d",&amp;element);</w:t>
-      </w:r>
-    </w:p>
-    <w:p>
-      <w:pPr>
-        <w:pStyle w:val="NoSpacing"/>
-      </w:pPr>
-      <w:r>
-        <w:t>                    enqueue(element);</w:t>
-      </w:r>
-    </w:p>
-    <w:p>
-      <w:pPr>
-        <w:pStyle w:val="NoSpacing"/>
-      </w:pPr>
-      <w:r>
-        <w:t>                    break;</w:t>
-      </w:r>
-    </w:p>
-    <w:p>
-      <w:pPr>
-        <w:pStyle w:val="NoSpacing"/>
-      </w:pPr>
-      <w:r>
-        <w:t>                case 2:</w:t>
-      </w:r>
-    </w:p>
-    <w:p>
-      <w:pPr>
-        <w:pStyle w:val="NoSpacing"/>
-      </w:pPr>
-      <w:r>
-        <w:t>                    dequeue();</w:t>
-      </w:r>
-    </w:p>
-    <w:p>
-      <w:pPr>
-        <w:pStyle w:val="NoSpacing"/>
-      </w:pPr>
-      <w:r>
-        <w:t>                    break;</w:t>
-      </w:r>
-    </w:p>
-    <w:p>
-      <w:pPr>
-        <w:pStyle w:val="NoSpacing"/>
-      </w:pPr>
-      <w:r>
-        <w:t>                case 3:</w:t>
-      </w:r>
-    </w:p>
-    <w:p>
-      <w:pPr>
-        <w:pStyle w:val="NoSpacing"/>
-      </w:pPr>
-      <w:r>
-        <w:t>                    exit(0);</w:t>
-      </w:r>
-    </w:p>
-    <w:p>
-      <w:pPr>
-        <w:pStyle w:val="NoSpacing"/>
-      </w:pPr>
-      <w:r>
-        <w:t>                default:</w:t>
-      </w:r>
-    </w:p>
-    <w:p>
-      <w:pPr>
-        <w:pStyle w:val="NoSpacing"/>
-      </w:pPr>
-      <w:r>
-        <w:t xml:space="preserve">                    printf("Invalid choice\n"); </w:t>
-      </w:r>
-    </w:p>
-    <w:p>
-      <w:pPr>
-        <w:pStyle w:val="NoSpacing"/>
-      </w:pPr>
-      <w:r>
-        <w:t>        }} while(ch!=3);</w:t>
-      </w:r>
-    </w:p>
-    <w:p>
-      <w:pPr>
-        <w:pStyle w:val="NoSpacing"/>
-      </w:pPr>
-      <w:r>
-        <w:t>    return 0;</w:t>
-      </w:r>
-    </w:p>
-    <w:p>
-      <w:pPr>
-        <w:pStyle w:val="NoSpacing"/>
-      </w:pPr>
-      <w:r>
-        <w:t>}</w:t>
-      </w:r>
     </w:p>
     <w:p/>
     <w:p>
@@ -538,22 +2744,25 @@
     <w:tbl>
       <w:tblPr>
         <w:tblStyle w:val="TableGrid"/>
-        <w:tblW w:w="9466" w:type="dxa"/>
+        <w:tblW w:w="9995" w:type="dxa"/>
+        <w:tblInd w:w="-147" w:type="dxa"/>
+        <w:tblLayout w:type="fixed"/>
         <w:tblLook w:val="04A0" w:firstRow="1" w:lastRow="0" w:firstColumn="1" w:lastColumn="0" w:noHBand="0" w:noVBand="1"/>
       </w:tblPr>
       <w:tblGrid>
-        <w:gridCol w:w="810"/>
-        <w:gridCol w:w="2304"/>
-        <w:gridCol w:w="2326"/>
-        <w:gridCol w:w="4026"/>
+        <w:gridCol w:w="704"/>
+        <w:gridCol w:w="1805"/>
+        <w:gridCol w:w="166"/>
+        <w:gridCol w:w="1689"/>
+        <w:gridCol w:w="5631"/>
       </w:tblGrid>
       <w:tr>
         <w:trPr>
-          <w:trHeight w:val="526"/>
+          <w:trHeight w:val="419"/>
         </w:trPr>
         <w:tc>
           <w:tcPr>
-            <w:tcW w:w="810" w:type="dxa"/>
+            <w:tcW w:w="704" w:type="dxa"/>
           </w:tcPr>
           <w:p>
             <w:r>
@@ -563,7 +2772,7 @@
         </w:tc>
         <w:tc>
           <w:tcPr>
-            <w:tcW w:w="2304" w:type="dxa"/>
+            <w:tcW w:w="1805" w:type="dxa"/>
           </w:tcPr>
           <w:p>
             <w:r>
@@ -573,7 +2782,8 @@
         </w:tc>
         <w:tc>
           <w:tcPr>
-            <w:tcW w:w="2326" w:type="dxa"/>
+            <w:tcW w:w="1855" w:type="dxa"/>
+            <w:gridSpan w:val="2"/>
           </w:tcPr>
           <w:p>
             <w:r>
@@ -583,7 +2793,7 @@
         </w:tc>
         <w:tc>
           <w:tcPr>
-            <w:tcW w:w="4026" w:type="dxa"/>
+            <w:tcW w:w="5631" w:type="dxa"/>
           </w:tcPr>
           <w:p>
             <w:r>
@@ -594,11 +2804,11 @@
       </w:tr>
       <w:tr>
         <w:trPr>
-          <w:trHeight w:val="2504"/>
+          <w:trHeight w:val="1997"/>
         </w:trPr>
         <w:tc>
           <w:tcPr>
-            <w:tcW w:w="810" w:type="dxa"/>
+            <w:tcW w:w="704" w:type="dxa"/>
           </w:tcPr>
           <w:p>
             <w:pPr>
@@ -612,55 +2822,54 @@
         </w:tc>
         <w:tc>
           <w:tcPr>
-            <w:tcW w:w="2304" w:type="dxa"/>
+            <w:tcW w:w="1805" w:type="dxa"/>
           </w:tcPr>
           <w:p>
             <w:r>
-              <w:t>Compiling</w:t>
+              <w:t>Create Queue: size=5;</w:t>
+            </w:r>
+          </w:p>
+          <w:p>
+            <w:r>
+              <w:t xml:space="preserve">Call </w:t>
+            </w:r>
+            <w:proofErr w:type="spellStart"/>
+            <w:proofErr w:type="gramStart"/>
+            <w:r>
+              <w:t>frontVal</w:t>
+            </w:r>
+            <w:proofErr w:type="spellEnd"/>
+            <w:r>
+              <w:t>(</w:t>
+            </w:r>
+            <w:proofErr w:type="gramEnd"/>
+            <w:r>
+              <w:t>)</w:t>
             </w:r>
           </w:p>
         </w:tc>
         <w:tc>
           <w:tcPr>
-            <w:tcW w:w="2326" w:type="dxa"/>
+            <w:tcW w:w="1855" w:type="dxa"/>
+            <w:gridSpan w:val="2"/>
           </w:tcPr>
           <w:p>
             <w:r>
-              <w:t>---MENU---</w:t>
-            </w:r>
-          </w:p>
-          <w:p>
-            <w:r>
-              <w:t>1.Enqueue</w:t>
-            </w:r>
-          </w:p>
-          <w:p>
-            <w:r>
-              <w:t>2.Dequeue</w:t>
-            </w:r>
-          </w:p>
-          <w:p>
-            <w:r>
-              <w:t>3.Exit</w:t>
-            </w:r>
-          </w:p>
-          <w:p>
-            <w:r>
-              <w:t>Enter your choice:</w:t>
+              <w:t>Queue is EMPTY</w:t>
             </w:r>
           </w:p>
         </w:tc>
         <w:tc>
           <w:tcPr>
-            <w:tcW w:w="4026" w:type="dxa"/>
+            <w:tcW w:w="5631" w:type="dxa"/>
           </w:tcPr>
           <w:p>
             <w:r>
               <w:drawing>
-                <wp:inline distT="0" distB="0" distL="0" distR="0" wp14:anchorId="1CBC1CA2" wp14:editId="77A32DBE">
-                  <wp:extent cx="2419688" cy="1590897"/>
-                  <wp:effectExtent l="0" t="0" r="0" b="9525"/>
-                  <wp:docPr id="1055436227" name="Picture 1"/>
+                <wp:inline distT="0" distB="0" distL="0" distR="0" wp14:anchorId="5D1FE6F3" wp14:editId="2FA45BF8">
+                  <wp:extent cx="3581400" cy="3260725"/>
+                  <wp:effectExtent l="0" t="0" r="0" b="0"/>
+                  <wp:docPr id="496539898" name="Picture 1"/>
                   <wp:cNvGraphicFramePr>
                     <a:graphicFrameLocks xmlns:a="http://schemas.openxmlformats.org/drawingml/2006/main" noChangeAspect="1"/>
                   </wp:cNvGraphicFramePr>
@@ -668,7 +2877,7 @@
                     <a:graphicData uri="http://schemas.openxmlformats.org/drawingml/2006/picture">
                       <pic:pic xmlns:pic="http://schemas.openxmlformats.org/drawingml/2006/picture">
                         <pic:nvPicPr>
-                          <pic:cNvPr id="1055436227" name=""/>
+                          <pic:cNvPr id="496539898" name=""/>
                           <pic:cNvPicPr/>
                         </pic:nvPicPr>
                         <pic:blipFill>
@@ -680,7 +2889,7 @@
                         <pic:spPr>
                           <a:xfrm>
                             <a:off x="0" y="0"/>
-                            <a:ext cx="2419688" cy="1590897"/>
+                            <a:ext cx="3720221" cy="3387116"/>
                           </a:xfrm>
                           <a:prstGeom prst="rect">
                             <a:avLst/>
@@ -697,11 +2906,11 @@
       </w:tr>
       <w:tr>
         <w:trPr>
-          <w:trHeight w:val="2504"/>
+          <w:trHeight w:val="1997"/>
         </w:trPr>
         <w:tc>
           <w:tcPr>
-            <w:tcW w:w="810" w:type="dxa"/>
+            <w:tcW w:w="704" w:type="dxa"/>
           </w:tcPr>
           <w:p>
             <w:pPr>
@@ -715,97 +2924,59 @@
         </w:tc>
         <w:tc>
           <w:tcPr>
-            <w:tcW w:w="2304" w:type="dxa"/>
+            <w:tcW w:w="1805" w:type="dxa"/>
           </w:tcPr>
           <w:p>
             <w:r>
-              <w:t>---MENU---</w:t>
-            </w:r>
-          </w:p>
-          <w:p>
-            <w:r>
-              <w:t>1.Enqueue</w:t>
-            </w:r>
-          </w:p>
-          <w:p>
-            <w:r>
-              <w:t>2.Dequeue</w:t>
-            </w:r>
-          </w:p>
-          <w:p>
-            <w:r>
-              <w:t>3.Exit</w:t>
-            </w:r>
-          </w:p>
-          <w:p>
-            <w:r>
-              <w:t>Enter your choice:</w:t>
-            </w:r>
-            <w:r>
-              <w:t xml:space="preserve"> </w:t>
-            </w:r>
-            <w:r>
-              <w:t>1</w:t>
-            </w:r>
-          </w:p>
-          <w:p>
-            <w:r>
-              <w:t>Enter an element: 10</w:t>
-            </w:r>
-          </w:p>
-          <w:p/>
+              <w:t>Create Queue: size=3; Enqueue</w:t>
+            </w:r>
+          </w:p>
+          <w:p>
+            <w:r>
+              <w:t>10;</w:t>
+            </w:r>
+          </w:p>
+          <w:p>
+            <w:r>
+              <w:t xml:space="preserve">Call </w:t>
+            </w:r>
+            <w:proofErr w:type="spellStart"/>
+            <w:proofErr w:type="gramStart"/>
+            <w:r>
+              <w:t>frontVal</w:t>
+            </w:r>
+            <w:proofErr w:type="spellEnd"/>
+            <w:r>
+              <w:t>(</w:t>
+            </w:r>
+            <w:proofErr w:type="gramEnd"/>
+            <w:r>
+              <w:t>)</w:t>
+            </w:r>
+          </w:p>
         </w:tc>
         <w:tc>
           <w:tcPr>
-            <w:tcW w:w="2326" w:type="dxa"/>
+            <w:tcW w:w="1855" w:type="dxa"/>
+            <w:gridSpan w:val="2"/>
           </w:tcPr>
           <w:p>
             <w:r>
-              <w:t>---MENU---</w:t>
-            </w:r>
-          </w:p>
-          <w:p>
-            <w:r>
-              <w:t>1.Enqueue</w:t>
-            </w:r>
-          </w:p>
-          <w:p>
-            <w:r>
-              <w:t>2.Dequeue</w:t>
-            </w:r>
-          </w:p>
-          <w:p>
-            <w:r>
-              <w:t>3.Exit</w:t>
-            </w:r>
-          </w:p>
-          <w:p>
-            <w:r>
-              <w:t>Enter your choice: 1</w:t>
-            </w:r>
-          </w:p>
-          <w:p>
-            <w:r>
-              <w:t>Enter an element: 10</w:t>
-            </w:r>
-          </w:p>
-          <w:p>
-            <w:r>
-              <w:t>Inserted -&gt; 10</w:t>
+              <w:t>Queue front: 10</w:t>
             </w:r>
           </w:p>
         </w:tc>
         <w:tc>
           <w:tcPr>
-            <w:tcW w:w="4026" w:type="dxa"/>
+            <w:tcW w:w="5631" w:type="dxa"/>
           </w:tcPr>
           <w:p>
             <w:r>
               <w:drawing>
-                <wp:inline distT="0" distB="0" distL="0" distR="0" wp14:anchorId="74E0AFF5" wp14:editId="6ACB5285">
-                  <wp:extent cx="2276793" cy="1867161"/>
-                  <wp:effectExtent l="0" t="0" r="9525" b="0"/>
-                  <wp:docPr id="562933426" name="Picture 1"/>
+                <wp:inline distT="0" distB="0" distL="0" distR="0" wp14:anchorId="51EEAA76" wp14:editId="7F456560">
+                  <wp:extent cx="3476625" cy="1317171"/>
+                  <wp:effectExtent l="0" t="0" r="0" b="0"/>
+                  <wp:docPr id="950240501" name="Picture 1"/>
                   <wp:cNvGraphicFramePr>
                     <a:graphicFrameLocks xmlns:a="http://schemas.openxmlformats.org/drawingml/2006/main" noChangeAspect="1"/>
                   </wp:cNvGraphicFramePr>
@@ -813,7 +2984,7 @@
                     <a:graphicData uri="http://schemas.openxmlformats.org/drawingml/2006/picture">
                       <pic:pic xmlns:pic="http://schemas.openxmlformats.org/drawingml/2006/picture">
                         <pic:nvPicPr>
-                          <pic:cNvPr id="562933426" name=""/>
+                          <pic:cNvPr id="950240501" name=""/>
                           <pic:cNvPicPr/>
                         </pic:nvPicPr>
                         <pic:blipFill>
@@ -825,7 +2996,7 @@
                         <pic:spPr>
                           <a:xfrm>
                             <a:off x="0" y="0"/>
-                            <a:ext cx="2276793" cy="1867161"/>
+                            <a:ext cx="3481329" cy="1318953"/>
                           </a:xfrm>
                           <a:prstGeom prst="rect">
                             <a:avLst/>
@@ -842,11 +3013,11 @@
       </w:tr>
       <w:tr>
         <w:trPr>
-          <w:trHeight w:val="2504"/>
+          <w:trHeight w:val="1997"/>
         </w:trPr>
         <w:tc>
           <w:tcPr>
-            <w:tcW w:w="810" w:type="dxa"/>
+            <w:tcW w:w="704" w:type="dxa"/>
           </w:tcPr>
           <w:p>
             <w:pPr>
@@ -860,103 +3031,54 @@
         </w:tc>
         <w:tc>
           <w:tcPr>
-            <w:tcW w:w="2304" w:type="dxa"/>
+            <w:tcW w:w="1805" w:type="dxa"/>
           </w:tcPr>
           <w:p>
             <w:r>
-              <w:t>---MENU---</w:t>
-            </w:r>
-          </w:p>
-          <w:p>
-            <w:r>
-              <w:t>1.Enqueue</w:t>
-            </w:r>
-          </w:p>
-          <w:p>
-            <w:r>
-              <w:t>2.Dequeue</w:t>
-            </w:r>
-          </w:p>
-          <w:p>
-            <w:r>
-              <w:t>3.Exit</w:t>
-            </w:r>
-          </w:p>
-          <w:p>
-            <w:r>
-              <w:t>Enter your choice:</w:t>
-            </w:r>
-            <w:r>
-              <w:t xml:space="preserve"> 1</w:t>
-            </w:r>
-          </w:p>
-          <w:p>
-            <w:r>
-              <w:t>Enter an element:</w:t>
-            </w:r>
-            <w:r>
-              <w:t xml:space="preserve"> 20</w:t>
-            </w:r>
-          </w:p>
-          <w:p/>
+              <w:t>Create Queue: size=3; Enqueue</w:t>
+            </w:r>
+          </w:p>
+          <w:p>
+            <w:r>
+              <w:t xml:space="preserve">10, 20, 30; Call </w:t>
+            </w:r>
+            <w:proofErr w:type="spellStart"/>
+            <w:proofErr w:type="gramStart"/>
+            <w:r>
+              <w:t>rearVal</w:t>
+            </w:r>
+            <w:proofErr w:type="spellEnd"/>
+            <w:r>
+              <w:t>(</w:t>
+            </w:r>
+            <w:proofErr w:type="gramEnd"/>
+            <w:r>
+              <w:t>)</w:t>
+            </w:r>
+          </w:p>
         </w:tc>
         <w:tc>
           <w:tcPr>
-            <w:tcW w:w="2326" w:type="dxa"/>
+            <w:tcW w:w="1855" w:type="dxa"/>
+            <w:gridSpan w:val="2"/>
           </w:tcPr>
           <w:p>
             <w:r>
-              <w:t>---MENU---</w:t>
-            </w:r>
-          </w:p>
-          <w:p>
-            <w:r>
-              <w:t>1.Enqueue</w:t>
-            </w:r>
-          </w:p>
-          <w:p>
-            <w:r>
-              <w:t>2.Dequeue</w:t>
-            </w:r>
-          </w:p>
-          <w:p>
-            <w:r>
-              <w:t>3.Exit</w:t>
-            </w:r>
-          </w:p>
-          <w:p>
-            <w:r>
-              <w:t>Enter your choice: 1</w:t>
-            </w:r>
-          </w:p>
-          <w:p>
-            <w:r>
-              <w:t>Enter an element: 20</w:t>
-            </w:r>
-          </w:p>
-          <w:p>
-            <w:r>
-              <w:t xml:space="preserve">Inserted -&gt; </w:t>
-            </w:r>
-            <w:r>
-              <w:t>2</w:t>
-            </w:r>
-            <w:r>
-              <w:t>0</w:t>
+              <w:t>Queue rear: 30</w:t>
             </w:r>
           </w:p>
         </w:tc>
         <w:tc>
           <w:tcPr>
-            <w:tcW w:w="4026" w:type="dxa"/>
+            <w:tcW w:w="5631" w:type="dxa"/>
           </w:tcPr>
           <w:p>
             <w:r>
               <w:drawing>
-                <wp:inline distT="0" distB="0" distL="0" distR="0" wp14:anchorId="478AF7B9" wp14:editId="394E4F8C">
-                  <wp:extent cx="2010056" cy="1581371"/>
-                  <wp:effectExtent l="0" t="0" r="9525" b="0"/>
-                  <wp:docPr id="1533487668" name="Picture 1"/>
+                <wp:inline distT="0" distB="0" distL="0" distR="0" wp14:anchorId="5D598432" wp14:editId="4E315093">
+                  <wp:extent cx="2391109" cy="1362265"/>
+                  <wp:effectExtent l="0" t="0" r="9525" b="9525"/>
+                  <wp:docPr id="1816402733" name="Picture 1"/>
                   <wp:cNvGraphicFramePr>
                     <a:graphicFrameLocks xmlns:a="http://schemas.openxmlformats.org/drawingml/2006/main" noChangeAspect="1"/>
                   </wp:cNvGraphicFramePr>
@@ -964,7 +3086,7 @@
                     <a:graphicData uri="http://schemas.openxmlformats.org/drawingml/2006/picture">
                       <pic:pic xmlns:pic="http://schemas.openxmlformats.org/drawingml/2006/picture">
                         <pic:nvPicPr>
-                          <pic:cNvPr id="1533487668" name=""/>
+                          <pic:cNvPr id="1816402733" name=""/>
                           <pic:cNvPicPr/>
                         </pic:nvPicPr>
                         <pic:blipFill>
@@ -976,7 +3098,7 @@
                         <pic:spPr>
                           <a:xfrm>
                             <a:off x="0" y="0"/>
-                            <a:ext cx="2010056" cy="1581371"/>
+                            <a:ext cx="2391109" cy="1362265"/>
                           </a:xfrm>
                           <a:prstGeom prst="rect">
                             <a:avLst/>
@@ -993,11 +3115,11 @@
       </w:tr>
       <w:tr>
         <w:trPr>
-          <w:trHeight w:val="2504"/>
+          <w:trHeight w:val="1997"/>
         </w:trPr>
         <w:tc>
           <w:tcPr>
-            <w:tcW w:w="810" w:type="dxa"/>
+            <w:tcW w:w="704" w:type="dxa"/>
           </w:tcPr>
           <w:p>
             <w:pPr>
@@ -1011,83 +3133,46 @@
         </w:tc>
         <w:tc>
           <w:tcPr>
-            <w:tcW w:w="2304" w:type="dxa"/>
+            <w:tcW w:w="1805" w:type="dxa"/>
           </w:tcPr>
           <w:p>
             <w:r>
-              <w:t>---MENU---</w:t>
-            </w:r>
-          </w:p>
-          <w:p>
-            <w:r>
-              <w:t>1.Enqueue</w:t>
-            </w:r>
-          </w:p>
-          <w:p>
-            <w:r>
-              <w:t>2.Dequeue</w:t>
-            </w:r>
-          </w:p>
-          <w:p>
-            <w:r>
-              <w:t>3.Exit</w:t>
-            </w:r>
-          </w:p>
-          <w:p>
-            <w:r>
-              <w:t>Enter your choice:</w:t>
-            </w:r>
-            <w:r>
-              <w:t xml:space="preserve"> 2</w:t>
+              <w:t>Create Queue: size=3; Enqueue</w:t>
+            </w:r>
+          </w:p>
+          <w:p>
+            <w:r>
+              <w:t>10,20,30; Enqueue 40</w:t>
             </w:r>
           </w:p>
         </w:tc>
         <w:tc>
           <w:tcPr>
-            <w:tcW w:w="2326" w:type="dxa"/>
+            <w:tcW w:w="1855" w:type="dxa"/>
+            <w:gridSpan w:val="2"/>
           </w:tcPr>
           <w:p>
             <w:r>
-              <w:t>---MENU---</w:t>
-            </w:r>
-          </w:p>
-          <w:p>
-            <w:r>
-              <w:t>1.Enqueue</w:t>
-            </w:r>
-          </w:p>
-          <w:p>
-            <w:r>
-              <w:t>2.Dequeue</w:t>
-            </w:r>
-          </w:p>
-          <w:p>
-            <w:r>
-              <w:t>3.Exit</w:t>
-            </w:r>
-          </w:p>
-          <w:p>
-            <w:r>
-              <w:t>Enter your choice: 2</w:t>
-            </w:r>
-          </w:p>
-          <w:p>
-            <w:r>
-              <w:t>Deleted element -&gt; 10</w:t>
+              <w:t>Queue is FULL</w:t>
+            </w:r>
+          </w:p>
+          <w:p>
+            <w:r>
+              <w:t>(Overflow)</w:t>
             </w:r>
           </w:p>
         </w:tc>
         <w:tc>
           <w:tcPr>
-            <w:tcW w:w="4026" w:type="dxa"/>
+            <w:tcW w:w="5631" w:type="dxa"/>
           </w:tcPr>
           <w:p>
             <w:r>
               <w:drawing>
-                <wp:inline distT="0" distB="0" distL="0" distR="0" wp14:anchorId="1F90E28C" wp14:editId="144FCA36">
-                  <wp:extent cx="2333951" cy="1428949"/>
-                  <wp:effectExtent l="0" t="0" r="9525" b="0"/>
-                  <wp:docPr id="1011455544" name="Picture 1"/>
+                <wp:inline distT="0" distB="0" distL="0" distR="0" wp14:anchorId="550012B2" wp14:editId="1E5CAB0B">
+                  <wp:extent cx="3570514" cy="866140"/>
+                  <wp:effectExtent l="0" t="0" r="0" b="0"/>
+                  <wp:docPr id="108850323" name="Picture 1"/>
                   <wp:cNvGraphicFramePr>
                     <a:graphicFrameLocks xmlns:a="http://schemas.openxmlformats.org/drawingml/2006/main" noChangeAspect="1"/>
                   </wp:cNvGraphicFramePr>
@@ -1095,7 +3180,7 @@
                     <a:graphicData uri="http://schemas.openxmlformats.org/drawingml/2006/picture">
                       <pic:pic xmlns:pic="http://schemas.openxmlformats.org/drawingml/2006/picture">
                         <pic:nvPicPr>
-                          <pic:cNvPr id="1011455544" name=""/>
+                          <pic:cNvPr id="108850323" name=""/>
                           <pic:cNvPicPr/>
                         </pic:nvPicPr>
                         <pic:blipFill>
@@ -1107,7 +3192,7 @@
                         <pic:spPr>
                           <a:xfrm>
                             <a:off x="0" y="0"/>
-                            <a:ext cx="2333951" cy="1428949"/>
+                            <a:ext cx="3593710" cy="871767"/>
                           </a:xfrm>
                           <a:prstGeom prst="rect">
                             <a:avLst/>
@@ -1124,11 +3209,11 @@
       </w:tr>
       <w:tr>
         <w:trPr>
-          <w:trHeight w:val="2504"/>
+          <w:trHeight w:val="1997"/>
         </w:trPr>
         <w:tc>
           <w:tcPr>
-            <w:tcW w:w="810" w:type="dxa"/>
+            <w:tcW w:w="704" w:type="dxa"/>
           </w:tcPr>
           <w:p>
             <w:pPr>
@@ -1142,83 +3227,41 @@
         </w:tc>
         <w:tc>
           <w:tcPr>
-            <w:tcW w:w="2304" w:type="dxa"/>
+            <w:tcW w:w="1805" w:type="dxa"/>
           </w:tcPr>
           <w:p>
             <w:r>
-              <w:t>---MENU---</w:t>
-            </w:r>
-          </w:p>
-          <w:p>
-            <w:r>
-              <w:t>1.Enqueue</w:t>
-            </w:r>
-          </w:p>
-          <w:p>
-            <w:r>
-              <w:t>2.Dequeue</w:t>
-            </w:r>
-          </w:p>
-          <w:p>
-            <w:r>
-              <w:t>3.Exit</w:t>
-            </w:r>
-          </w:p>
-          <w:p>
-            <w:r>
-              <w:t>Enter your choice:</w:t>
-            </w:r>
-            <w:r>
-              <w:t>20</w:t>
+              <w:t>Create Queue: size=3; Dequeue</w:t>
             </w:r>
           </w:p>
         </w:tc>
         <w:tc>
           <w:tcPr>
-            <w:tcW w:w="2326" w:type="dxa"/>
+            <w:tcW w:w="1855" w:type="dxa"/>
+            <w:gridSpan w:val="2"/>
           </w:tcPr>
           <w:p>
             <w:r>
-              <w:t>---MENU---</w:t>
-            </w:r>
-          </w:p>
-          <w:p>
-            <w:r>
-              <w:t>1.Enqueue</w:t>
-            </w:r>
-          </w:p>
-          <w:p>
-            <w:r>
-              <w:t>2.Dequeue</w:t>
-            </w:r>
-          </w:p>
-          <w:p>
-            <w:r>
-              <w:t>3.Exit</w:t>
-            </w:r>
-          </w:p>
-          <w:p>
-            <w:r>
-              <w:t>Enter your choice: 20</w:t>
-            </w:r>
-          </w:p>
-          <w:p>
-            <w:r>
-              <w:t>Invalid choice</w:t>
+              <w:t>Queue is EMPTY</w:t>
+            </w:r>
+          </w:p>
+          <w:p>
+            <w:r>
+              <w:t>(Underflow)</w:t>
             </w:r>
           </w:p>
         </w:tc>
         <w:tc>
           <w:tcPr>
-            <w:tcW w:w="4026" w:type="dxa"/>
+            <w:tcW w:w="5631" w:type="dxa"/>
           </w:tcPr>
           <w:p>
             <w:r>
               <w:drawing>
-                <wp:inline distT="0" distB="0" distL="0" distR="0" wp14:anchorId="0A557691" wp14:editId="0BB23CCB">
-                  <wp:extent cx="2295845" cy="1495634"/>
-                  <wp:effectExtent l="0" t="0" r="0" b="9525"/>
-                  <wp:docPr id="18380170" name="Picture 1"/>
+                <wp:inline distT="0" distB="0" distL="0" distR="0" wp14:anchorId="3D4B2A15" wp14:editId="71840F88">
+                  <wp:extent cx="3570333" cy="571472"/>
+                  <wp:effectExtent l="0" t="0" r="0" b="635"/>
+                  <wp:docPr id="805957045" name="Picture 1"/>
                   <wp:cNvGraphicFramePr>
                     <a:graphicFrameLocks xmlns:a="http://schemas.openxmlformats.org/drawingml/2006/main" noChangeAspect="1"/>
                   </wp:cNvGraphicFramePr>
@@ -1226,7 +3269,7 @@
                     <a:graphicData uri="http://schemas.openxmlformats.org/drawingml/2006/picture">
                       <pic:pic xmlns:pic="http://schemas.openxmlformats.org/drawingml/2006/picture">
                         <pic:nvPicPr>
-                          <pic:cNvPr id="18380170" name=""/>
+                          <pic:cNvPr id="805957045" name=""/>
                           <pic:cNvPicPr/>
                         </pic:nvPicPr>
                         <pic:blipFill>
@@ -1238,7 +3281,7 @@
                         <pic:spPr>
                           <a:xfrm>
                             <a:off x="0" y="0"/>
-                            <a:ext cx="2295845" cy="1495634"/>
+                            <a:ext cx="3616158" cy="578807"/>
                           </a:xfrm>
                           <a:prstGeom prst="rect">
                             <a:avLst/>
@@ -1255,11 +3298,11 @@
       </w:tr>
       <w:tr>
         <w:trPr>
-          <w:trHeight w:val="2504"/>
+          <w:trHeight w:val="1997"/>
         </w:trPr>
         <w:tc>
           <w:tcPr>
-            <w:tcW w:w="810" w:type="dxa"/>
+            <w:tcW w:w="704" w:type="dxa"/>
           </w:tcPr>
           <w:p>
             <w:pPr>
@@ -1273,55 +3316,36 @@
         </w:tc>
         <w:tc>
           <w:tcPr>
-            <w:tcW w:w="2304" w:type="dxa"/>
+            <w:tcW w:w="1805" w:type="dxa"/>
           </w:tcPr>
           <w:p>
             <w:r>
-              <w:t>---MENU---</w:t>
-            </w:r>
-          </w:p>
-          <w:p>
-            <w:r>
-              <w:t>1.Enqueue</w:t>
-            </w:r>
-          </w:p>
-          <w:p>
-            <w:r>
-              <w:t>2.Dequeue</w:t>
-            </w:r>
-          </w:p>
-          <w:p>
-            <w:r>
-              <w:t>3.Exit</w:t>
-            </w:r>
-          </w:p>
-          <w:p>
-            <w:r>
-              <w:t>Enter your choice: 3</w:t>
+              <w:t>Create Queue: size=3; Enqueue 5; Dequeue</w:t>
             </w:r>
           </w:p>
         </w:tc>
         <w:tc>
           <w:tcPr>
-            <w:tcW w:w="2326" w:type="dxa"/>
+            <w:tcW w:w="1855" w:type="dxa"/>
+            <w:gridSpan w:val="2"/>
           </w:tcPr>
           <w:p>
             <w:r>
-              <w:t>Exit the program.</w:t>
+              <w:t>Dequeued: 5; Queue is EMPTY</w:t>
             </w:r>
           </w:p>
         </w:tc>
         <w:tc>
           <w:tcPr>
-            <w:tcW w:w="4026" w:type="dxa"/>
+            <w:tcW w:w="5631" w:type="dxa"/>
           </w:tcPr>
           <w:p>
             <w:r>
               <w:drawing>
-                <wp:inline distT="0" distB="0" distL="0" distR="0" wp14:anchorId="5C2A112B" wp14:editId="54E193F5">
-                  <wp:extent cx="2381582" cy="1390844"/>
-                  <wp:effectExtent l="0" t="0" r="0" b="0"/>
-                  <wp:docPr id="706268602" name="Picture 1"/>
+                <wp:inline distT="0" distB="0" distL="0" distR="0" wp14:anchorId="663430DE" wp14:editId="7B43A4BD">
+                  <wp:extent cx="2905530" cy="666843"/>
+                  <wp:effectExtent l="0" t="0" r="9525" b="0"/>
+                  <wp:docPr id="1458488967" name="Picture 1"/>
                   <wp:cNvGraphicFramePr>
                     <a:graphicFrameLocks xmlns:a="http://schemas.openxmlformats.org/drawingml/2006/main" noChangeAspect="1"/>
                   </wp:cNvGraphicFramePr>
@@ -1329,7 +3353,7 @@
                     <a:graphicData uri="http://schemas.openxmlformats.org/drawingml/2006/picture">
                       <pic:pic xmlns:pic="http://schemas.openxmlformats.org/drawingml/2006/picture">
                         <pic:nvPicPr>
-                          <pic:cNvPr id="706268602" name=""/>
+                          <pic:cNvPr id="1458488967" name=""/>
                           <pic:cNvPicPr/>
                         </pic:nvPicPr>
                         <pic:blipFill>
@@ -1341,7 +3365,555 @@
                         <pic:spPr>
                           <a:xfrm>
                             <a:off x="0" y="0"/>
-                            <a:ext cx="2381582" cy="1390844"/>
+                            <a:ext cx="2905530" cy="666843"/>
+                          </a:xfrm>
+                          <a:prstGeom prst="rect">
+                            <a:avLst/>
+                          </a:prstGeom>
+                        </pic:spPr>
+                      </pic:pic>
+                    </a:graphicData>
+                  </a:graphic>
+                </wp:inline>
+              </w:drawing>
+            </w:r>
+          </w:p>
+        </w:tc>
+      </w:tr>
+      <w:tr>
+        <w:trPr>
+          <w:trHeight w:val="1914"/>
+        </w:trPr>
+        <w:tc>
+          <w:tcPr>
+            <w:tcW w:w="704" w:type="dxa"/>
+          </w:tcPr>
+          <w:p>
+            <w:pPr>
+              <w:pStyle w:val="ListParagraph"/>
+              <w:numPr>
+                <w:ilvl w:val="0"/>
+                <w:numId w:val="1"/>
+              </w:numPr>
+            </w:pPr>
+          </w:p>
+        </w:tc>
+        <w:tc>
+          <w:tcPr>
+            <w:tcW w:w="1971" w:type="dxa"/>
+            <w:gridSpan w:val="2"/>
+          </w:tcPr>
+          <w:p>
+            <w:r>
+              <w:t xml:space="preserve">Create Queue: size=4; Enqueue 10,20,30,40; </w:t>
+            </w:r>
+            <w:proofErr w:type="spellStart"/>
+            <w:r>
+              <w:t>frontVal</w:t>
+            </w:r>
+            <w:proofErr w:type="spellEnd"/>
+            <w:r>
+              <w:t xml:space="preserve">; Dequeue×2; Enqueue 50,60; </w:t>
+            </w:r>
+            <w:proofErr w:type="spellStart"/>
+            <w:r>
+              <w:t>frontVal</w:t>
+            </w:r>
+            <w:proofErr w:type="spellEnd"/>
+          </w:p>
+        </w:tc>
+        <w:tc>
+          <w:tcPr>
+            <w:tcW w:w="1689" w:type="dxa"/>
+          </w:tcPr>
+          <w:p>
+            <w:r>
+              <w:t>Queue front: 30</w:t>
+            </w:r>
+          </w:p>
+        </w:tc>
+        <w:tc>
+          <w:tcPr>
+            <w:tcW w:w="5631" w:type="dxa"/>
+          </w:tcPr>
+          <w:p>
+            <w:pPr>
+              <w:rPr>
+                <w:noProof/>
+              </w:rPr>
+            </w:pPr>
+            <w:r>
+              <w:rPr>
+                <w:noProof/>
+              </w:rPr>
+              <w:drawing>
+                <wp:inline distT="0" distB="0" distL="0" distR="0" wp14:anchorId="2CF8C623" wp14:editId="5ED5F864">
+                  <wp:extent cx="2286319" cy="790685"/>
+                  <wp:effectExtent l="0" t="0" r="0" b="9525"/>
+                  <wp:docPr id="2111139265" name="Picture 1"/>
+                  <wp:cNvGraphicFramePr>
+                    <a:graphicFrameLocks xmlns:a="http://schemas.openxmlformats.org/drawingml/2006/main" noChangeAspect="1"/>
+                  </wp:cNvGraphicFramePr>
+                  <a:graphic xmlns:a="http://schemas.openxmlformats.org/drawingml/2006/main">
+                    <a:graphicData uri="http://schemas.openxmlformats.org/drawingml/2006/picture">
+                      <pic:pic xmlns:pic="http://schemas.openxmlformats.org/drawingml/2006/picture">
+                        <pic:nvPicPr>
+                          <pic:cNvPr id="2111139265" name=""/>
+                          <pic:cNvPicPr/>
+                        </pic:nvPicPr>
+                        <pic:blipFill>
+                          <a:blip r:embed="rId11"/>
+                          <a:stretch>
+                            <a:fillRect/>
+                          </a:stretch>
+                        </pic:blipFill>
+                        <pic:spPr>
+                          <a:xfrm>
+                            <a:off x="0" y="0"/>
+                            <a:ext cx="2286319" cy="790685"/>
+                          </a:xfrm>
+                          <a:prstGeom prst="rect">
+                            <a:avLst/>
+                          </a:prstGeom>
+                        </pic:spPr>
+                      </pic:pic>
+                    </a:graphicData>
+                  </a:graphic>
+                </wp:inline>
+              </w:drawing>
+            </w:r>
+          </w:p>
+        </w:tc>
+      </w:tr>
+      <w:tr>
+        <w:trPr>
+          <w:trHeight w:val="1997"/>
+        </w:trPr>
+        <w:tc>
+          <w:tcPr>
+            <w:tcW w:w="704" w:type="dxa"/>
+          </w:tcPr>
+          <w:p>
+            <w:pPr>
+              <w:pStyle w:val="ListParagraph"/>
+              <w:numPr>
+                <w:ilvl w:val="0"/>
+                <w:numId w:val="1"/>
+              </w:numPr>
+            </w:pPr>
+          </w:p>
+        </w:tc>
+        <w:tc>
+          <w:tcPr>
+            <w:tcW w:w="1805" w:type="dxa"/>
+          </w:tcPr>
+          <w:p>
+            <w:r>
+              <w:t xml:space="preserve">Create Queue: size=1; </w:t>
+            </w:r>
+            <w:proofErr w:type="spellStart"/>
+            <w:r>
+              <w:t>frontVal</w:t>
+            </w:r>
+            <w:proofErr w:type="spellEnd"/>
+            <w:r>
+              <w:t>; Enqueue 99; Enqueue 100</w:t>
+            </w:r>
+          </w:p>
+        </w:tc>
+        <w:tc>
+          <w:tcPr>
+            <w:tcW w:w="1855" w:type="dxa"/>
+            <w:gridSpan w:val="2"/>
+          </w:tcPr>
+          <w:p>
+            <w:r>
+              <w:t>Queue is FULL</w:t>
+            </w:r>
+          </w:p>
+        </w:tc>
+        <w:tc>
+          <w:tcPr>
+            <w:tcW w:w="5631" w:type="dxa"/>
+          </w:tcPr>
+          <w:p>
+            <w:pPr>
+              <w:rPr>
+                <w:noProof/>
+              </w:rPr>
+            </w:pPr>
+            <w:r>
+              <w:rPr>
+                <w:noProof/>
+              </w:rPr>
+              <w:drawing>
+                <wp:inline distT="0" distB="0" distL="0" distR="0" wp14:anchorId="4766E40C" wp14:editId="19DFADDF">
+                  <wp:extent cx="3373120" cy="1143000"/>
+                  <wp:effectExtent l="0" t="0" r="0" b="0"/>
+                  <wp:docPr id="1333191303" name="Picture 1"/>
+                  <wp:cNvGraphicFramePr>
+                    <a:graphicFrameLocks xmlns:a="http://schemas.openxmlformats.org/drawingml/2006/main" noChangeAspect="1"/>
+                  </wp:cNvGraphicFramePr>
+                  <a:graphic xmlns:a="http://schemas.openxmlformats.org/drawingml/2006/main">
+                    <a:graphicData uri="http://schemas.openxmlformats.org/drawingml/2006/picture">
+                      <pic:pic xmlns:pic="http://schemas.openxmlformats.org/drawingml/2006/picture">
+                        <pic:nvPicPr>
+                          <pic:cNvPr id="1333191303" name=""/>
+                          <pic:cNvPicPr/>
+                        </pic:nvPicPr>
+                        <pic:blipFill>
+                          <a:blip r:embed="rId12"/>
+                          <a:stretch>
+                            <a:fillRect/>
+                          </a:stretch>
+                        </pic:blipFill>
+                        <pic:spPr>
+                          <a:xfrm>
+                            <a:off x="0" y="0"/>
+                            <a:ext cx="3381163" cy="1145725"/>
+                          </a:xfrm>
+                          <a:prstGeom prst="rect">
+                            <a:avLst/>
+                          </a:prstGeom>
+                        </pic:spPr>
+                      </pic:pic>
+                    </a:graphicData>
+                  </a:graphic>
+                </wp:inline>
+              </w:drawing>
+            </w:r>
+          </w:p>
+        </w:tc>
+      </w:tr>
+      <w:tr>
+        <w:trPr>
+          <w:trHeight w:val="1997"/>
+        </w:trPr>
+        <w:tc>
+          <w:tcPr>
+            <w:tcW w:w="704" w:type="dxa"/>
+          </w:tcPr>
+          <w:p>
+            <w:pPr>
+              <w:pStyle w:val="ListParagraph"/>
+              <w:numPr>
+                <w:ilvl w:val="0"/>
+                <w:numId w:val="1"/>
+              </w:numPr>
+            </w:pPr>
+          </w:p>
+        </w:tc>
+        <w:tc>
+          <w:tcPr>
+            <w:tcW w:w="1805" w:type="dxa"/>
+          </w:tcPr>
+          <w:p>
+            <w:r>
+              <w:t>Create Queue: size=1; Enqueue 99; Dequeue×2</w:t>
+            </w:r>
+          </w:p>
+        </w:tc>
+        <w:tc>
+          <w:tcPr>
+            <w:tcW w:w="1855" w:type="dxa"/>
+            <w:gridSpan w:val="2"/>
+          </w:tcPr>
+          <w:p>
+            <w:r>
+              <w:t>Dequeued: 99; Queue is EMPTY</w:t>
+            </w:r>
+          </w:p>
+        </w:tc>
+        <w:tc>
+          <w:tcPr>
+            <w:tcW w:w="5631" w:type="dxa"/>
+          </w:tcPr>
+          <w:p>
+            <w:pPr>
+              <w:rPr>
+                <w:noProof/>
+              </w:rPr>
+            </w:pPr>
+            <w:r>
+              <w:rPr>
+                <w:noProof/>
+              </w:rPr>
+              <w:drawing>
+                <wp:inline distT="0" distB="0" distL="0" distR="0" wp14:anchorId="5F86E97C" wp14:editId="55B82199">
+                  <wp:extent cx="2686425" cy="447737"/>
+                  <wp:effectExtent l="0" t="0" r="0" b="9525"/>
+                  <wp:docPr id="1557015748" name="Picture 1"/>
+                  <wp:cNvGraphicFramePr>
+                    <a:graphicFrameLocks xmlns:a="http://schemas.openxmlformats.org/drawingml/2006/main" noChangeAspect="1"/>
+                  </wp:cNvGraphicFramePr>
+                  <a:graphic xmlns:a="http://schemas.openxmlformats.org/drawingml/2006/main">
+                    <a:graphicData uri="http://schemas.openxmlformats.org/drawingml/2006/picture">
+                      <pic:pic xmlns:pic="http://schemas.openxmlformats.org/drawingml/2006/picture">
+                        <pic:nvPicPr>
+                          <pic:cNvPr id="1557015748" name=""/>
+                          <pic:cNvPicPr/>
+                        </pic:nvPicPr>
+                        <pic:blipFill>
+                          <a:blip r:embed="rId13"/>
+                          <a:stretch>
+                            <a:fillRect/>
+                          </a:stretch>
+                        </pic:blipFill>
+                        <pic:spPr>
+                          <a:xfrm>
+                            <a:off x="0" y="0"/>
+                            <a:ext cx="2686425" cy="447737"/>
+                          </a:xfrm>
+                          <a:prstGeom prst="rect">
+                            <a:avLst/>
+                          </a:prstGeom>
+                        </pic:spPr>
+                      </pic:pic>
+                    </a:graphicData>
+                  </a:graphic>
+                </wp:inline>
+              </w:drawing>
+            </w:r>
+          </w:p>
+          <w:p>
+            <w:pPr>
+              <w:rPr>
+                <w:noProof/>
+              </w:rPr>
+            </w:pPr>
+          </w:p>
+          <w:p>
+            <w:pPr>
+              <w:rPr>
+                <w:noProof/>
+              </w:rPr>
+            </w:pPr>
+            <w:r>
+              <w:rPr>
+                <w:noProof/>
+              </w:rPr>
+              <w:drawing>
+                <wp:inline distT="0" distB="0" distL="0" distR="0" wp14:anchorId="22D14D4B" wp14:editId="528F03B9">
+                  <wp:extent cx="3112198" cy="783681"/>
+                  <wp:effectExtent l="0" t="0" r="0" b="0"/>
+                  <wp:docPr id="677079784" name="Picture 1"/>
+                  <wp:cNvGraphicFramePr>
+                    <a:graphicFrameLocks xmlns:a="http://schemas.openxmlformats.org/drawingml/2006/main" noChangeAspect="1"/>
+                  </wp:cNvGraphicFramePr>
+                  <a:graphic xmlns:a="http://schemas.openxmlformats.org/drawingml/2006/main">
+                    <a:graphicData uri="http://schemas.openxmlformats.org/drawingml/2006/picture">
+                      <pic:pic xmlns:pic="http://schemas.openxmlformats.org/drawingml/2006/picture">
+                        <pic:nvPicPr>
+                          <pic:cNvPr id="677079784" name=""/>
+                          <pic:cNvPicPr/>
+                        </pic:nvPicPr>
+                        <pic:blipFill>
+                          <a:blip r:embed="rId14"/>
+                          <a:stretch>
+                            <a:fillRect/>
+                          </a:stretch>
+                        </pic:blipFill>
+                        <pic:spPr>
+                          <a:xfrm>
+                            <a:off x="0" y="0"/>
+                            <a:ext cx="3139325" cy="790512"/>
+                          </a:xfrm>
+                          <a:prstGeom prst="rect">
+                            <a:avLst/>
+                          </a:prstGeom>
+                        </pic:spPr>
+                      </pic:pic>
+                    </a:graphicData>
+                  </a:graphic>
+                </wp:inline>
+              </w:drawing>
+            </w:r>
+          </w:p>
+        </w:tc>
+      </w:tr>
+      <w:tr>
+        <w:trPr>
+          <w:trHeight w:val="1997"/>
+        </w:trPr>
+        <w:tc>
+          <w:tcPr>
+            <w:tcW w:w="704" w:type="dxa"/>
+          </w:tcPr>
+          <w:p>
+            <w:pPr>
+              <w:pStyle w:val="ListParagraph"/>
+              <w:numPr>
+                <w:ilvl w:val="0"/>
+                <w:numId w:val="1"/>
+              </w:numPr>
+            </w:pPr>
+            <w:proofErr w:type="spellStart"/>
+            <w:r>
+              <w:t>jhgg</w:t>
+            </w:r>
+            <w:proofErr w:type="spellEnd"/>
+          </w:p>
+        </w:tc>
+        <w:tc>
+          <w:tcPr>
+            <w:tcW w:w="1805" w:type="dxa"/>
+          </w:tcPr>
+          <w:p>
+            <w:r>
+              <w:t xml:space="preserve">Create Queue: size=3; Enqueue 11,22,33; Dequeue; </w:t>
+            </w:r>
+            <w:proofErr w:type="spellStart"/>
+            <w:r>
+              <w:t>rearVal</w:t>
+            </w:r>
+            <w:proofErr w:type="spellEnd"/>
+            <w:r>
+              <w:t>; Enqueue 44,55</w:t>
+            </w:r>
+          </w:p>
+        </w:tc>
+        <w:tc>
+          <w:tcPr>
+            <w:tcW w:w="1855" w:type="dxa"/>
+            <w:gridSpan w:val="2"/>
+          </w:tcPr>
+          <w:p>
+            <w:r>
+              <w:t>Queue is FULL</w:t>
+            </w:r>
+          </w:p>
+        </w:tc>
+        <w:tc>
+          <w:tcPr>
+            <w:tcW w:w="5631" w:type="dxa"/>
+          </w:tcPr>
+          <w:p>
+            <w:pPr>
+              <w:rPr>
+                <w:noProof/>
+              </w:rPr>
+            </w:pPr>
+            <w:r>
+              <w:rPr>
+                <w:noProof/>
+              </w:rPr>
+              <w:drawing>
+                <wp:inline distT="0" distB="0" distL="0" distR="0" wp14:anchorId="7A2AC283" wp14:editId="5575271B">
+                  <wp:extent cx="3463290" cy="664210"/>
+                  <wp:effectExtent l="0" t="0" r="3810" b="2540"/>
+                  <wp:docPr id="1919088310" name="Picture 1"/>
+                  <wp:cNvGraphicFramePr>
+                    <a:graphicFrameLocks xmlns:a="http://schemas.openxmlformats.org/drawingml/2006/main" noChangeAspect="1"/>
+                  </wp:cNvGraphicFramePr>
+                  <a:graphic xmlns:a="http://schemas.openxmlformats.org/drawingml/2006/main">
+                    <a:graphicData uri="http://schemas.openxmlformats.org/drawingml/2006/picture">
+                      <pic:pic xmlns:pic="http://schemas.openxmlformats.org/drawingml/2006/picture">
+                        <pic:nvPicPr>
+                          <pic:cNvPr id="1919088310" name=""/>
+                          <pic:cNvPicPr/>
+                        </pic:nvPicPr>
+                        <pic:blipFill>
+                          <a:blip r:embed="rId15"/>
+                          <a:stretch>
+                            <a:fillRect/>
+                          </a:stretch>
+                        </pic:blipFill>
+                        <pic:spPr>
+                          <a:xfrm>
+                            <a:off x="0" y="0"/>
+                            <a:ext cx="3463290" cy="664210"/>
+                          </a:xfrm>
+                          <a:prstGeom prst="rect">
+                            <a:avLst/>
+                          </a:prstGeom>
+                        </pic:spPr>
+                      </pic:pic>
+                    </a:graphicData>
+                  </a:graphic>
+                </wp:inline>
+              </w:drawing>
+            </w:r>
+          </w:p>
+        </w:tc>
+      </w:tr>
+      <w:tr>
+        <w:trPr>
+          <w:trHeight w:val="1227"/>
+        </w:trPr>
+        <w:tc>
+          <w:tcPr>
+            <w:tcW w:w="704" w:type="dxa"/>
+          </w:tcPr>
+          <w:p>
+            <w:pPr>
+              <w:pStyle w:val="ListParagraph"/>
+              <w:numPr>
+                <w:ilvl w:val="0"/>
+                <w:numId w:val="1"/>
+              </w:numPr>
+            </w:pPr>
+          </w:p>
+        </w:tc>
+        <w:tc>
+          <w:tcPr>
+            <w:tcW w:w="1805" w:type="dxa"/>
+          </w:tcPr>
+          <w:p>
+            <w:r>
+              <w:t>Create Queue: size=4; Enqueue 1,2,3; Dequeue×3</w:t>
+            </w:r>
+          </w:p>
+        </w:tc>
+        <w:tc>
+          <w:tcPr>
+            <w:tcW w:w="1855" w:type="dxa"/>
+            <w:gridSpan w:val="2"/>
+          </w:tcPr>
+          <w:p>
+            <w:r>
+              <w:t>Queue is EMPTY</w:t>
+            </w:r>
+          </w:p>
+        </w:tc>
+        <w:tc>
+          <w:tcPr>
+            <w:tcW w:w="5631" w:type="dxa"/>
+          </w:tcPr>
+          <w:p>
+            <w:pPr>
+              <w:rPr>
+                <w:noProof/>
+              </w:rPr>
+            </w:pPr>
+            <w:r>
+              <w:rPr>
+                <w:noProof/>
+              </w:rPr>
+              <w:drawing>
+                <wp:inline distT="0" distB="0" distL="0" distR="0" wp14:anchorId="0F945CF7" wp14:editId="49BF2049">
+                  <wp:extent cx="3463290" cy="535940"/>
+                  <wp:effectExtent l="0" t="0" r="3810" b="0"/>
+                  <wp:docPr id="63607868" name="Picture 1"/>
+                  <wp:cNvGraphicFramePr>
+                    <a:graphicFrameLocks xmlns:a="http://schemas.openxmlformats.org/drawingml/2006/main" noChangeAspect="1"/>
+                  </wp:cNvGraphicFramePr>
+                  <a:graphic xmlns:a="http://schemas.openxmlformats.org/drawingml/2006/main">
+                    <a:graphicData uri="http://schemas.openxmlformats.org/drawingml/2006/picture">
+                      <pic:pic xmlns:pic="http://schemas.openxmlformats.org/drawingml/2006/picture">
+                        <pic:nvPicPr>
+                          <pic:cNvPr id="63607868" name=""/>
+                          <pic:cNvPicPr/>
+                        </pic:nvPicPr>
+                        <pic:blipFill>
+                          <a:blip r:embed="rId16"/>
+                          <a:stretch>
+                            <a:fillRect/>
+                          </a:stretch>
+                        </pic:blipFill>
+                        <pic:spPr>
+                          <a:xfrm>
+                            <a:off x="0" y="0"/>
+                            <a:ext cx="3463290" cy="535940"/>
                           </a:xfrm>
                           <a:prstGeom prst="rect">
                             <a:avLst/>
